--- a/docs/architecture/TGP-ARC-04 Security Architecture.docx
+++ b/docs/architecture/TGP-ARC-04 Security Architecture.docx
@@ -401,7 +401,7 @@
                                 <w:bCs/>
                                 <w:color w:val="1D74BA"/>
                               </w:rPr>
-                              <w:t xml:space="preserve">07 October 2026</w:t>
+                              <w:t xml:space="preserve">08 October 2026</w:t>
                             </w:r>
                           </w:p>
                         </w:txbxContent>
@@ -2021,7 +2021,7 @@
           <w:rPr>
             <w:noProof/>
           </w:rPr>
-          <w:t xml:space="preserve">Application security</w:t>
+          <w:t xml:space="preserve">Data-subject requests</w:t>
         </w:r>
         <w:r>
           <w:rPr>
@@ -2088,7 +2088,7 @@
           <w:rPr>
             <w:noProof/>
           </w:rPr>
-          <w:t xml:space="preserve">Input, data access and output</w:t>
+          <w:t xml:space="preserve">Process</w:t>
         </w:r>
         <w:r>
           <w:rPr>
@@ -2155,7 +2155,7 @@
           <w:rPr>
             <w:noProof/>
           </w:rPr>
-          <w:t xml:space="preserve">OWASP Top 10 (2021)</w:t>
+          <w:t xml:space="preserve">Monitoring and audit</w:t>
         </w:r>
         <w:r>
           <w:rPr>
@@ -2190,7 +2190,74 @@
             <w:noProof/>
             <w:webHidden/>
           </w:rPr>
-          <w:t>13</w:t>
+          <w:t>14</w:t>
+        </w:r>
+        <w:r>
+          <w:rPr>
+            <w:noProof/>
+            <w:webHidden/>
+          </w:rPr>
+          <w:fldChar w:fldCharType="end"/>
+        </w:r>
+      </w:hyperlink>
+    </w:p>
+    <w:p>
+      <w:pPr>
+        <w:pStyle w:val="TOC1"/>
+      </w:pPr>
+      <w:hyperlink w:anchor="_Toc300000024" w:history="1">
+        <w:r>
+          <w:rPr>
+            <w:noProof/>
+          </w:rPr>
+          <w:t>11.</w:t>
+        </w:r>
+        <w:r>
+          <w:rPr>
+            <w:noProof/>
+          </w:rPr>
+          <w:tab/>
+        </w:r>
+        <w:r>
+          <w:rPr>
+            <w:noProof/>
+          </w:rPr>
+          <w:t xml:space="preserve">Application security</w:t>
+        </w:r>
+        <w:r>
+          <w:rPr>
+            <w:noProof/>
+            <w:webHidden/>
+          </w:rPr>
+          <w:tab/>
+        </w:r>
+        <w:r>
+          <w:rPr>
+            <w:noProof/>
+            <w:webHidden/>
+          </w:rPr>
+          <w:fldChar w:fldCharType="begin"/>
+        </w:r>
+        <w:r>
+          <w:rPr>
+            <w:noProof/>
+            <w:webHidden/>
+          </w:rPr>
+          <w:instrText xml:space="preserve"> PAGEREF _Toc300000024 \h </w:instrText>
+        </w:r>
+        <w:r>
+          <w:rPr>
+            <w:noProof/>
+            <w:webHidden/>
+          </w:rPr>
+          <w:fldChar w:fldCharType="separate"/>
+        </w:r>
+        <w:r>
+          <w:rPr>
+            <w:noProof/>
+            <w:webHidden/>
+          </w:rPr>
+          <w:t>15</w:t>
         </w:r>
         <w:r>
           <w:rPr>
@@ -2205,12 +2272,12 @@
       <w:pPr>
         <w:pStyle w:val="TOC2"/>
       </w:pPr>
-      <w:hyperlink w:anchor="_Toc300000024" w:history="1">
-        <w:r>
-          <w:rPr>
-            <w:noProof/>
-          </w:rPr>
-          <w:t>10.3.</w:t>
+      <w:hyperlink w:anchor="_Toc300000025" w:history="1">
+        <w:r>
+          <w:rPr>
+            <w:noProof/>
+          </w:rPr>
+          <w:t>11.1.</w:t>
         </w:r>
         <w:r>
           <w:rPr>
@@ -2222,7 +2289,7 @@
           <w:rPr>
             <w:noProof/>
           </w:rPr>
-          <w:t xml:space="preserve">OWASP ASVS Level 2 summary</w:t>
+          <w:t xml:space="preserve">Input, data access and output</w:t>
         </w:r>
         <w:r>
           <w:rPr>
@@ -2243,7 +2310,7 @@
             <w:noProof/>
             <w:webHidden/>
           </w:rPr>
-          <w:instrText xml:space="preserve"> PAGEREF _Toc300000024 \h </w:instrText>
+          <w:instrText xml:space="preserve"> PAGEREF _Toc300000025 \h </w:instrText>
         </w:r>
         <w:r>
           <w:rPr>
@@ -2257,7 +2324,7 @@
             <w:noProof/>
             <w:webHidden/>
           </w:rPr>
-          <w:t>14</w:t>
+          <w:t>15</w:t>
         </w:r>
         <w:r>
           <w:rPr>
@@ -2270,14 +2337,14 @@
     </w:p>
     <w:p>
       <w:pPr>
-        <w:pStyle w:val="TOC1"/>
+        <w:pStyle w:val="TOC2"/>
       </w:pPr>
-      <w:hyperlink w:anchor="_Toc300000025" w:history="1">
-        <w:r>
-          <w:rPr>
-            <w:noProof/>
-          </w:rPr>
-          <w:t>11.</w:t>
+      <w:hyperlink w:anchor="_Toc300000026" w:history="1">
+        <w:r>
+          <w:rPr>
+            <w:noProof/>
+          </w:rPr>
+          <w:t>11.2.</w:t>
         </w:r>
         <w:r>
           <w:rPr>
@@ -2289,7 +2356,7 @@
           <w:rPr>
             <w:noProof/>
           </w:rPr>
-          <w:t xml:space="preserve">Security logging, monitoring and audit</w:t>
+          <w:t xml:space="preserve">OWASP Top 10 (2021)</w:t>
         </w:r>
         <w:r>
           <w:rPr>
@@ -2310,7 +2377,7 @@
             <w:noProof/>
             <w:webHidden/>
           </w:rPr>
-          <w:instrText xml:space="preserve"> PAGEREF _Toc300000025 \h </w:instrText>
+          <w:instrText xml:space="preserve"> PAGEREF _Toc300000026 \h </w:instrText>
         </w:r>
         <w:r>
           <w:rPr>
@@ -2337,81 +2404,14 @@
     </w:p>
     <w:p>
       <w:pPr>
-        <w:pStyle w:val="TOC1"/>
-      </w:pPr>
-      <w:hyperlink w:anchor="_Toc300000026" w:history="1">
-        <w:r>
-          <w:rPr>
-            <w:noProof/>
-          </w:rPr>
-          <w:t>12.</w:t>
-        </w:r>
-        <w:r>
-          <w:rPr>
-            <w:noProof/>
-          </w:rPr>
-          <w:tab/>
-        </w:r>
-        <w:r>
-          <w:rPr>
-            <w:noProof/>
-          </w:rPr>
-          <w:t xml:space="preserve">Secure delivery pipeline</w:t>
-        </w:r>
-        <w:r>
-          <w:rPr>
-            <w:noProof/>
-            <w:webHidden/>
-          </w:rPr>
-          <w:tab/>
-        </w:r>
-        <w:r>
-          <w:rPr>
-            <w:noProof/>
-            <w:webHidden/>
-          </w:rPr>
-          <w:fldChar w:fldCharType="begin"/>
-        </w:r>
-        <w:r>
-          <w:rPr>
-            <w:noProof/>
-            <w:webHidden/>
-          </w:rPr>
-          <w:instrText xml:space="preserve"> PAGEREF _Toc300000026 \h </w:instrText>
-        </w:r>
-        <w:r>
-          <w:rPr>
-            <w:noProof/>
-            <w:webHidden/>
-          </w:rPr>
-          <w:fldChar w:fldCharType="separate"/>
-        </w:r>
-        <w:r>
-          <w:rPr>
-            <w:noProof/>
-            <w:webHidden/>
-          </w:rPr>
-          <w:t>16</w:t>
-        </w:r>
-        <w:r>
-          <w:rPr>
-            <w:noProof/>
-            <w:webHidden/>
-          </w:rPr>
-          <w:fldChar w:fldCharType="end"/>
-        </w:r>
-      </w:hyperlink>
-    </w:p>
-    <w:p>
-      <w:pPr>
-        <w:pStyle w:val="TOC1"/>
+        <w:pStyle w:val="TOC2"/>
       </w:pPr>
       <w:hyperlink w:anchor="_Toc300000027" w:history="1">
         <w:r>
           <w:rPr>
             <w:noProof/>
           </w:rPr>
-          <w:t>13.</w:t>
+          <w:t>11.3.</w:t>
         </w:r>
         <w:r>
           <w:rPr>
@@ -2423,7 +2423,7 @@
           <w:rPr>
             <w:noProof/>
           </w:rPr>
-          <w:t xml:space="preserve">Security controls and residual risks</w:t>
+          <w:t xml:space="preserve">OWASP ASVS Level 2 summary</w:t>
         </w:r>
         <w:r>
           <w:rPr>
@@ -2458,7 +2458,7 @@
             <w:noProof/>
             <w:webHidden/>
           </w:rPr>
-          <w:t>17</w:t>
+          <w:t>16</w:t>
         </w:r>
         <w:r>
           <w:rPr>
@@ -2478,7 +2478,7 @@
           <w:rPr>
             <w:noProof/>
           </w:rPr>
-          <w:t>14.</w:t>
+          <w:t>12.</w:t>
         </w:r>
         <w:r>
           <w:rPr>
@@ -2490,7 +2490,7 @@
           <w:rPr>
             <w:noProof/>
           </w:rPr>
-          <w:t xml:space="preserve">Penetration test readiness</w:t>
+          <w:t xml:space="preserve">Security logging, monitoring and audit</w:t>
         </w:r>
         <w:r>
           <w:rPr>
@@ -2525,7 +2525,7 @@
             <w:noProof/>
             <w:webHidden/>
           </w:rPr>
-          <w:t>19</w:t>
+          <w:t>17</w:t>
         </w:r>
         <w:r>
           <w:rPr>
@@ -2545,7 +2545,7 @@
           <w:rPr>
             <w:noProof/>
           </w:rPr>
-          <w:t>15.</w:t>
+          <w:t>13.</w:t>
         </w:r>
         <w:r>
           <w:rPr>
@@ -2557,7 +2557,7 @@
           <w:rPr>
             <w:noProof/>
           </w:rPr>
-          <w:t xml:space="preserve">Security incident response</w:t>
+          <w:t xml:space="preserve">Secure delivery pipeline</w:t>
         </w:r>
         <w:r>
           <w:rPr>
@@ -2592,7 +2592,7 @@
             <w:noProof/>
             <w:webHidden/>
           </w:rPr>
-          <w:t>19</w:t>
+          <w:t>17</w:t>
         </w:r>
         <w:r>
           <w:rPr>
@@ -2612,7 +2612,7 @@
           <w:rPr>
             <w:noProof/>
           </w:rPr>
-          <w:t>16.</w:t>
+          <w:t>14.</w:t>
         </w:r>
         <w:r>
           <w:rPr>
@@ -2624,7 +2624,7 @@
           <w:rPr>
             <w:noProof/>
           </w:rPr>
-          <w:t xml:space="preserve">Appendix</w:t>
+          <w:t xml:space="preserve">Security controls and residual risks</w:t>
         </w:r>
         <w:r>
           <w:rPr>
@@ -2659,7 +2659,7 @@
             <w:noProof/>
             <w:webHidden/>
           </w:rPr>
-          <w:t>20</w:t>
+          <w:t>19</w:t>
         </w:r>
         <w:r>
           <w:rPr>
@@ -2672,14 +2672,14 @@
     </w:p>
     <w:p>
       <w:pPr>
-        <w:pStyle w:val="TOC2"/>
+        <w:pStyle w:val="TOC1"/>
       </w:pPr>
       <w:hyperlink w:anchor="_Toc300000031" w:history="1">
         <w:r>
           <w:rPr>
             <w:noProof/>
           </w:rPr>
-          <w:t>16.1.</w:t>
+          <w:t>15.</w:t>
         </w:r>
         <w:r>
           <w:rPr>
@@ -2691,7 +2691,7 @@
           <w:rPr>
             <w:noProof/>
           </w:rPr>
-          <w:t xml:space="preserve">Regulatory references</w:t>
+          <w:t xml:space="preserve">Penetration test readiness</w:t>
         </w:r>
         <w:r>
           <w:rPr>
@@ -2726,7 +2726,7 @@
             <w:noProof/>
             <w:webHidden/>
           </w:rPr>
-          <w:t>20</w:t>
+          <w:t>21</w:t>
         </w:r>
         <w:r>
           <w:rPr>
@@ -2746,6 +2746,73 @@
           <w:rPr>
             <w:noProof/>
           </w:rPr>
+          <w:t>16.</w:t>
+        </w:r>
+        <w:r>
+          <w:rPr>
+            <w:noProof/>
+          </w:rPr>
+          <w:tab/>
+        </w:r>
+        <w:r>
+          <w:rPr>
+            <w:noProof/>
+          </w:rPr>
+          <w:t xml:space="preserve">Security incident response</w:t>
+        </w:r>
+        <w:r>
+          <w:rPr>
+            <w:noProof/>
+            <w:webHidden/>
+          </w:rPr>
+          <w:tab/>
+        </w:r>
+        <w:r>
+          <w:rPr>
+            <w:noProof/>
+            <w:webHidden/>
+          </w:rPr>
+          <w:fldChar w:fldCharType="begin"/>
+        </w:r>
+        <w:r>
+          <w:rPr>
+            <w:noProof/>
+            <w:webHidden/>
+          </w:rPr>
+          <w:instrText xml:space="preserve"> PAGEREF _Toc300000032 \h </w:instrText>
+        </w:r>
+        <w:r>
+          <w:rPr>
+            <w:noProof/>
+            <w:webHidden/>
+          </w:rPr>
+          <w:fldChar w:fldCharType="separate"/>
+        </w:r>
+        <w:r>
+          <w:rPr>
+            <w:noProof/>
+            <w:webHidden/>
+          </w:rPr>
+          <w:t>21</w:t>
+        </w:r>
+        <w:r>
+          <w:rPr>
+            <w:noProof/>
+            <w:webHidden/>
+          </w:rPr>
+          <w:fldChar w:fldCharType="end"/>
+        </w:r>
+      </w:hyperlink>
+    </w:p>
+    <w:p>
+      <w:pPr>
+        <w:pStyle w:val="TOC1"/>
+      </w:pPr>
+      <w:hyperlink w:anchor="_Toc300000033" w:history="1">
+        <w:r>
+          <w:rPr>
+            <w:noProof/>
+          </w:rPr>
           <w:t>17.</w:t>
         </w:r>
         <w:r>
@@ -2758,6 +2825,140 @@
           <w:rPr>
             <w:noProof/>
           </w:rPr>
+          <w:t xml:space="preserve">Appendix</w:t>
+        </w:r>
+        <w:r>
+          <w:rPr>
+            <w:noProof/>
+            <w:webHidden/>
+          </w:rPr>
+          <w:tab/>
+        </w:r>
+        <w:r>
+          <w:rPr>
+            <w:noProof/>
+            <w:webHidden/>
+          </w:rPr>
+          <w:fldChar w:fldCharType="begin"/>
+        </w:r>
+        <w:r>
+          <w:rPr>
+            <w:noProof/>
+            <w:webHidden/>
+          </w:rPr>
+          <w:instrText xml:space="preserve"> PAGEREF _Toc300000033 \h </w:instrText>
+        </w:r>
+        <w:r>
+          <w:rPr>
+            <w:noProof/>
+            <w:webHidden/>
+          </w:rPr>
+          <w:fldChar w:fldCharType="separate"/>
+        </w:r>
+        <w:r>
+          <w:rPr>
+            <w:noProof/>
+            <w:webHidden/>
+          </w:rPr>
+          <w:t>22</w:t>
+        </w:r>
+        <w:r>
+          <w:rPr>
+            <w:noProof/>
+            <w:webHidden/>
+          </w:rPr>
+          <w:fldChar w:fldCharType="end"/>
+        </w:r>
+      </w:hyperlink>
+    </w:p>
+    <w:p>
+      <w:pPr>
+        <w:pStyle w:val="TOC2"/>
+      </w:pPr>
+      <w:hyperlink w:anchor="_Toc300000034" w:history="1">
+        <w:r>
+          <w:rPr>
+            <w:noProof/>
+          </w:rPr>
+          <w:t>17.1.</w:t>
+        </w:r>
+        <w:r>
+          <w:rPr>
+            <w:noProof/>
+          </w:rPr>
+          <w:tab/>
+        </w:r>
+        <w:r>
+          <w:rPr>
+            <w:noProof/>
+          </w:rPr>
+          <w:t xml:space="preserve">Regulatory references</w:t>
+        </w:r>
+        <w:r>
+          <w:rPr>
+            <w:noProof/>
+            <w:webHidden/>
+          </w:rPr>
+          <w:tab/>
+        </w:r>
+        <w:r>
+          <w:rPr>
+            <w:noProof/>
+            <w:webHidden/>
+          </w:rPr>
+          <w:fldChar w:fldCharType="begin"/>
+        </w:r>
+        <w:r>
+          <w:rPr>
+            <w:noProof/>
+            <w:webHidden/>
+          </w:rPr>
+          <w:instrText xml:space="preserve"> PAGEREF _Toc300000034 \h </w:instrText>
+        </w:r>
+        <w:r>
+          <w:rPr>
+            <w:noProof/>
+            <w:webHidden/>
+          </w:rPr>
+          <w:fldChar w:fldCharType="separate"/>
+        </w:r>
+        <w:r>
+          <w:rPr>
+            <w:noProof/>
+            <w:webHidden/>
+          </w:rPr>
+          <w:t>22</w:t>
+        </w:r>
+        <w:r>
+          <w:rPr>
+            <w:noProof/>
+            <w:webHidden/>
+          </w:rPr>
+          <w:fldChar w:fldCharType="end"/>
+        </w:r>
+      </w:hyperlink>
+    </w:p>
+    <w:p>
+      <w:pPr>
+        <w:pStyle w:val="TOC1"/>
+      </w:pPr>
+      <w:hyperlink w:anchor="_Toc300000035" w:history="1">
+        <w:r>
+          <w:rPr>
+            <w:noProof/>
+          </w:rPr>
+          <w:t>18.</w:t>
+        </w:r>
+        <w:r>
+          <w:rPr>
+            <w:noProof/>
+          </w:rPr>
+          <w:tab/>
+        </w:r>
+        <w:r>
+          <w:rPr>
+            <w:noProof/>
+          </w:rPr>
           <w:t xml:space="preserve">Sign-Off</w:t>
         </w:r>
         <w:r>
@@ -2779,7 +2980,7 @@
             <w:noProof/>
             <w:webHidden/>
           </w:rPr>
-          <w:instrText xml:space="preserve"> PAGEREF _Toc300000032 \h </w:instrText>
+          <w:instrText xml:space="preserve"> PAGEREF _Toc300000035 \h </w:instrText>
         </w:r>
         <w:r>
           <w:rPr>
@@ -2793,7 +2994,7 @@
             <w:noProof/>
             <w:webHidden/>
           </w:rPr>
-          <w:t>21</w:t>
+          <w:t>23</w:t>
         </w:r>
         <w:r>
           <w:rPr>
@@ -3119,7 +3320,7 @@
                 <w:sz w:val="16"/>
                 <w:szCs w:val="16"/>
               </w:rPr>
-              <w:t xml:space="preserve">07/10/2026</w:t>
+              <w:t xml:space="preserve">08/10/2026</w:t>
             </w:r>
           </w:p>
         </w:tc>
@@ -3464,6 +3665,122 @@
                 <w:sz w:val="16"/>
                 <w:szCs w:val="16"/>
               </w:rPr>
+              <w:t xml:space="preserve">ADR</w:t>
+            </w:r>
+          </w:p>
+        </w:tc>
+        <w:tc>
+          <w:tcPr>
+            <w:tcW w:w="7716" w:type="dxa"/>
+            <w:vAlign w:val="top"/>
+          </w:tcPr>
+          <w:p>
+            <w:pPr>
+              <w:spacing w:before="60"/>
+              <w:rPr>
+                <w:rFonts w:ascii="Segoe UI" w:eastAsia="Arial" w:hAnsi="Segoe UI" w:cs="Segoe UI"/>
+                <w:color w:val="101820"/>
+                <w:sz w:val="16"/>
+                <w:szCs w:val="16"/>
+              </w:rPr>
+            </w:pPr>
+            <w:r>
+              <w:rPr>
+                <w:rFonts w:ascii="Segoe UI" w:eastAsia="Arial" w:hAnsi="Segoe UI" w:cs="Segoe UI"/>
+                <w:color w:val="101820"/>
+                <w:sz w:val="16"/>
+                <w:szCs w:val="16"/>
+              </w:rPr>
+              <w:t xml:space="preserve">Architecture decision record</w:t>
+            </w:r>
+          </w:p>
+        </w:tc>
+      </w:tr>
+      <w:tr>
+        <w:trPr>
+          <w:cantSplit/>
+          <w:trHeight w:val="449"/>
+        </w:trPr>
+        <w:tc>
+          <w:tcPr>
+            <w:tcW w:w="1311" w:type="dxa"/>
+            <w:vAlign w:val="top"/>
+          </w:tcPr>
+          <w:p>
+            <w:pPr>
+              <w:spacing w:before="60"/>
+              <w:rPr>
+                <w:rFonts w:ascii="Segoe UI" w:eastAsia="Arial" w:hAnsi="Segoe UI" w:cs="Segoe UI"/>
+                <w:color w:val="101820"/>
+                <w:sz w:val="16"/>
+                <w:szCs w:val="16"/>
+              </w:rPr>
+            </w:pPr>
+            <w:r>
+              <w:rPr>
+                <w:rFonts w:ascii="Segoe UI" w:eastAsia="Arial" w:hAnsi="Segoe UI" w:cs="Segoe UI"/>
+                <w:color w:val="101820"/>
+                <w:sz w:val="16"/>
+                <w:szCs w:val="16"/>
+              </w:rPr>
+              <w:t xml:space="preserve">AES</w:t>
+            </w:r>
+          </w:p>
+        </w:tc>
+        <w:tc>
+          <w:tcPr>
+            <w:tcW w:w="7716" w:type="dxa"/>
+            <w:vAlign w:val="top"/>
+          </w:tcPr>
+          <w:p>
+            <w:pPr>
+              <w:spacing w:before="60"/>
+              <w:rPr>
+                <w:rFonts w:ascii="Segoe UI" w:eastAsia="Arial" w:hAnsi="Segoe UI" w:cs="Segoe UI"/>
+                <w:color w:val="101820"/>
+                <w:sz w:val="16"/>
+                <w:szCs w:val="16"/>
+              </w:rPr>
+            </w:pPr>
+            <w:r>
+              <w:rPr>
+                <w:rFonts w:ascii="Segoe UI" w:eastAsia="Arial" w:hAnsi="Segoe UI" w:cs="Segoe UI"/>
+                <w:color w:val="101820"/>
+                <w:sz w:val="16"/>
+                <w:szCs w:val="16"/>
+              </w:rPr>
+              <w:t xml:space="preserve">Advanced Encryption Standard</w:t>
+            </w:r>
+          </w:p>
+        </w:tc>
+      </w:tr>
+      <w:tr>
+        <w:trPr>
+          <w:cantSplit/>
+          <w:trHeight w:val="449"/>
+        </w:trPr>
+        <w:tc>
+          <w:tcPr>
+            <w:tcW w:w="1311" w:type="dxa"/>
+            <w:vAlign w:val="top"/>
+          </w:tcPr>
+          <w:p>
+            <w:pPr>
+              <w:spacing w:before="60"/>
+              <w:rPr>
+                <w:rFonts w:ascii="Segoe UI" w:eastAsia="Arial" w:hAnsi="Segoe UI" w:cs="Segoe UI"/>
+                <w:color w:val="101820"/>
+                <w:sz w:val="16"/>
+                <w:szCs w:val="16"/>
+              </w:rPr>
+            </w:pPr>
+            <w:r>
+              <w:rPr>
+                <w:rFonts w:ascii="Segoe UI" w:eastAsia="Arial" w:hAnsi="Segoe UI" w:cs="Segoe UI"/>
+                <w:color w:val="101820"/>
+                <w:sz w:val="16"/>
+                <w:szCs w:val="16"/>
+              </w:rPr>
               <w:t xml:space="preserve">AI</w:t>
             </w:r>
           </w:p>
@@ -3870,7 +4187,7 @@
                 <w:sz w:val="16"/>
                 <w:szCs w:val="16"/>
               </w:rPr>
-              <w:t xml:space="preserve">DSAR</w:t>
+              <w:t xml:space="preserve">GCM</w:t>
             </w:r>
           </w:p>
         </w:tc>
@@ -3896,7 +4213,7 @@
                 <w:sz w:val="16"/>
                 <w:szCs w:val="16"/>
               </w:rPr>
-              <w:t xml:space="preserve">Data subject access request</w:t>
+              <w:t xml:space="preserve">Galois/Counter Mode</w:t>
             </w:r>
           </w:p>
         </w:tc>
@@ -3928,6 +4245,64 @@
                 <w:sz w:val="16"/>
                 <w:szCs w:val="16"/>
               </w:rPr>
+              <w:t xml:space="preserve">HMAC</w:t>
+            </w:r>
+          </w:p>
+        </w:tc>
+        <w:tc>
+          <w:tcPr>
+            <w:tcW w:w="7716" w:type="dxa"/>
+            <w:vAlign w:val="top"/>
+          </w:tcPr>
+          <w:p>
+            <w:pPr>
+              <w:spacing w:before="60"/>
+              <w:rPr>
+                <w:rFonts w:ascii="Segoe UI" w:eastAsia="Arial" w:hAnsi="Segoe UI" w:cs="Segoe UI"/>
+                <w:color w:val="101820"/>
+                <w:sz w:val="16"/>
+                <w:szCs w:val="16"/>
+              </w:rPr>
+            </w:pPr>
+            <w:r>
+              <w:rPr>
+                <w:rFonts w:ascii="Segoe UI" w:eastAsia="Arial" w:hAnsi="Segoe UI" w:cs="Segoe UI"/>
+                <w:color w:val="101820"/>
+                <w:sz w:val="16"/>
+                <w:szCs w:val="16"/>
+              </w:rPr>
+              <w:t xml:space="preserve">Hash-based message authentication code</w:t>
+            </w:r>
+          </w:p>
+        </w:tc>
+      </w:tr>
+      <w:tr>
+        <w:trPr>
+          <w:cantSplit/>
+          <w:trHeight w:val="449"/>
+        </w:trPr>
+        <w:tc>
+          <w:tcPr>
+            <w:tcW w:w="1311" w:type="dxa"/>
+            <w:vAlign w:val="top"/>
+          </w:tcPr>
+          <w:p>
+            <w:pPr>
+              <w:spacing w:before="60"/>
+              <w:rPr>
+                <w:rFonts w:ascii="Segoe UI" w:eastAsia="Arial" w:hAnsi="Segoe UI" w:cs="Segoe UI"/>
+                <w:color w:val="101820"/>
+                <w:sz w:val="16"/>
+                <w:szCs w:val="16"/>
+              </w:rPr>
+            </w:pPr>
+            <w:r>
+              <w:rPr>
+                <w:rFonts w:ascii="Segoe UI" w:eastAsia="Arial" w:hAnsi="Segoe UI" w:cs="Segoe UI"/>
+                <w:color w:val="101820"/>
+                <w:sz w:val="16"/>
+                <w:szCs w:val="16"/>
+              </w:rPr>
               <w:t xml:space="preserve">HSTS</w:t>
             </w:r>
           </w:p>
@@ -4883,6 +5258,64 @@
                 <w:szCs w:val="16"/>
               </w:rPr>
               <w:t xml:space="preserve">Software bill of materials</w:t>
+            </w:r>
+          </w:p>
+        </w:tc>
+      </w:tr>
+      <w:tr>
+        <w:trPr>
+          <w:cantSplit/>
+          <w:trHeight w:val="449"/>
+        </w:trPr>
+        <w:tc>
+          <w:tcPr>
+            <w:tcW w:w="1311" w:type="dxa"/>
+            <w:vAlign w:val="top"/>
+          </w:tcPr>
+          <w:p>
+            <w:pPr>
+              <w:spacing w:before="60"/>
+              <w:rPr>
+                <w:rFonts w:ascii="Segoe UI" w:eastAsia="Arial" w:hAnsi="Segoe UI" w:cs="Segoe UI"/>
+                <w:color w:val="101820"/>
+                <w:sz w:val="16"/>
+                <w:szCs w:val="16"/>
+              </w:rPr>
+            </w:pPr>
+            <w:r>
+              <w:rPr>
+                <w:rFonts w:ascii="Segoe UI" w:eastAsia="Arial" w:hAnsi="Segoe UI" w:cs="Segoe UI"/>
+                <w:color w:val="101820"/>
+                <w:sz w:val="16"/>
+                <w:szCs w:val="16"/>
+              </w:rPr>
+              <w:t xml:space="preserve">SHA</w:t>
+            </w:r>
+          </w:p>
+        </w:tc>
+        <w:tc>
+          <w:tcPr>
+            <w:tcW w:w="7716" w:type="dxa"/>
+            <w:vAlign w:val="top"/>
+          </w:tcPr>
+          <w:p>
+            <w:pPr>
+              <w:spacing w:before="60"/>
+              <w:rPr>
+                <w:rFonts w:ascii="Segoe UI" w:eastAsia="Arial" w:hAnsi="Segoe UI" w:cs="Segoe UI"/>
+                <w:color w:val="101820"/>
+                <w:sz w:val="16"/>
+                <w:szCs w:val="16"/>
+              </w:rPr>
+            </w:pPr>
+            <w:r>
+              <w:rPr>
+                <w:rFonts w:ascii="Segoe UI" w:eastAsia="Arial" w:hAnsi="Segoe UI" w:cs="Segoe UI"/>
+                <w:color w:val="101820"/>
+                <w:sz w:val="16"/>
+                <w:szCs w:val="16"/>
+              </w:rPr>
+              <w:t xml:space="preserve">Secure Hash Algorithm</w:t>
             </w:r>
           </w:p>
         </w:tc>
@@ -5576,7 +6009,7 @@
         <w:pStyle w:val="FirstParagraph"/>
       </w:pPr>
       <w:r>
-        <w:t xml:space="preserve">This document describes how the TASCO Growth Platform protects personal data, money movement, regulated rules and the audit trail. It sets out the assets and threats, the trust boundaries and zero-trust controls, identity and access control, cryptography and secrets, application security, monitoring, the secure delivery pipeline and the residual risks with their treatment.</w:t>
+        <w:t xml:space="preserve">This document describes how the TASCO Growth Platform protects personal data, money movement, regulated rules and the audit trail. It sets out the assets and threats, the trust boundaries and zero-trust controls, identity and access control, cryptography and secrets, the handling of data-subject requests, application security, monitoring, the secure delivery pipeline and the residual risks with their treatment.</w:t>
       </w:r>
     </w:p>
     <w:p>
@@ -6139,9 +6572,9 @@
         <w:tblLook w:val="04A0" w:firstRow="1" w:lastRow="0" w:firstColumn="0" w:lastColumn="0" w:noHBand="0" w:noVBand="1"/>
       </w:tblPr>
       <w:tblGrid>
-        <w:gridCol w:w="3124"/>
-        <w:gridCol w:w="3355"/>
-        <w:gridCol w:w="2548"/>
+        <w:gridCol w:w="3319"/>
+        <w:gridCol w:w="3204"/>
+        <w:gridCol w:w="2504"/>
       </w:tblGrid>
       <w:tr>
         <w:trPr>
@@ -6150,7 +6583,7 @@
         </w:trPr>
         <w:tc>
           <w:tcPr>
-            <w:tcW w:w="3124" w:type="dxa"/>
+            <w:tcW w:w="3319" w:type="dxa"/>
             <w:shd w:val="clear" w:color="auto" w:fill="0F4761"/>
             <w:vAlign w:val="center"/>
           </w:tcPr>
@@ -6169,7 +6602,7 @@
         </w:tc>
         <w:tc>
           <w:tcPr>
-            <w:tcW w:w="3355" w:type="dxa"/>
+            <w:tcW w:w="3204" w:type="dxa"/>
             <w:shd w:val="clear" w:color="auto" w:fill="0F4761"/>
             <w:vAlign w:val="center"/>
           </w:tcPr>
@@ -6188,7 +6621,7 @@
         </w:tc>
         <w:tc>
           <w:tcPr>
-            <w:tcW w:w="2548" w:type="dxa"/>
+            <w:tcW w:w="2504" w:type="dxa"/>
             <w:shd w:val="clear" w:color="auto" w:fill="0F4761"/>
             <w:vAlign w:val="center"/>
           </w:tcPr>
@@ -6212,7 +6645,7 @@
         </w:trPr>
         <w:tc>
           <w:tcPr>
-            <w:tcW w:w="3124" w:type="dxa"/>
+            <w:tcW w:w="3319" w:type="dxa"/>
             <w:vAlign w:val="top"/>
           </w:tcPr>
           <w:p>
@@ -6227,7 +6660,7 @@
         </w:tc>
         <w:tc>
           <w:tcPr>
-            <w:tcW w:w="3355" w:type="dxa"/>
+            <w:tcW w:w="3204" w:type="dxa"/>
             <w:vAlign w:val="top"/>
           </w:tcPr>
           <w:p>
@@ -6242,7 +6675,7 @@
         </w:tc>
         <w:tc>
           <w:tcPr>
-            <w:tcW w:w="2548" w:type="dxa"/>
+            <w:tcW w:w="2504" w:type="dxa"/>
             <w:vAlign w:val="top"/>
           </w:tcPr>
           <w:p>
@@ -6262,23 +6695,23 @@
         </w:trPr>
         <w:tc>
           <w:tcPr>
-            <w:tcW w:w="3124" w:type="dxa"/>
-            <w:shd w:val="clear" w:color="auto" w:fill="F4F7FB"/>
-            <w:vAlign w:val="top"/>
-          </w:tcPr>
-          <w:p>
-            <w:pPr>
-              <w:pStyle w:val="TableText"/>
-              <w:jc w:val="left"/>
-            </w:pPr>
-            <w:r>
-              <w:t xml:space="preserve">Money movement: wallet debits, refunds, partner commission</w:t>
-            </w:r>
-          </w:p>
-        </w:tc>
-        <w:tc>
-          <w:tcPr>
-            <w:tcW w:w="3355" w:type="dxa"/>
+            <w:tcW w:w="3319" w:type="dxa"/>
+            <w:shd w:val="clear" w:color="auto" w:fill="F4F7FB"/>
+            <w:vAlign w:val="top"/>
+          </w:tcPr>
+          <w:p>
+            <w:pPr>
+              <w:pStyle w:val="TableText"/>
+              <w:jc w:val="left"/>
+            </w:pPr>
+            <w:r>
+              <w:t xml:space="preserve">Money movement: VETC wallet and TASCO payment gateway debits, refunds, partner commission</w:t>
+            </w:r>
+          </w:p>
+        </w:tc>
+        <w:tc>
+          <w:tcPr>
+            <w:tcW w:w="3204" w:type="dxa"/>
             <w:shd w:val="clear" w:color="auto" w:fill="F4F7FB"/>
             <w:vAlign w:val="top"/>
           </w:tcPr>
@@ -6294,7 +6727,7 @@
         </w:tc>
         <w:tc>
           <w:tcPr>
-            <w:tcW w:w="2548" w:type="dxa"/>
+            <w:tcW w:w="2504" w:type="dxa"/>
             <w:shd w:val="clear" w:color="auto" w:fill="F4F7FB"/>
             <w:vAlign w:val="top"/>
           </w:tcPr>
@@ -6315,7 +6748,7 @@
         </w:trPr>
         <w:tc>
           <w:tcPr>
-            <w:tcW w:w="3124" w:type="dxa"/>
+            <w:tcW w:w="3319" w:type="dxa"/>
             <w:vAlign w:val="top"/>
           </w:tcPr>
           <w:p>
@@ -6330,7 +6763,7 @@
         </w:tc>
         <w:tc>
           <w:tcPr>
-            <w:tcW w:w="3355" w:type="dxa"/>
+            <w:tcW w:w="3204" w:type="dxa"/>
             <w:vAlign w:val="top"/>
           </w:tcPr>
           <w:p>
@@ -6345,7 +6778,7 @@
         </w:tc>
         <w:tc>
           <w:tcPr>
-            <w:tcW w:w="2548" w:type="dxa"/>
+            <w:tcW w:w="2504" w:type="dxa"/>
             <w:vAlign w:val="top"/>
           </w:tcPr>
           <w:p>
@@ -6365,7 +6798,7 @@
         </w:trPr>
         <w:tc>
           <w:tcPr>
-            <w:tcW w:w="3124" w:type="dxa"/>
+            <w:tcW w:w="3319" w:type="dxa"/>
             <w:shd w:val="clear" w:color="auto" w:fill="F4F7FB"/>
             <w:vAlign w:val="top"/>
           </w:tcPr>
@@ -6381,7 +6814,7 @@
         </w:tc>
         <w:tc>
           <w:tcPr>
-            <w:tcW w:w="3355" w:type="dxa"/>
+            <w:tcW w:w="3204" w:type="dxa"/>
             <w:shd w:val="clear" w:color="auto" w:fill="F4F7FB"/>
             <w:vAlign w:val="top"/>
           </w:tcPr>
@@ -6397,7 +6830,7 @@
         </w:tc>
         <w:tc>
           <w:tcPr>
-            <w:tcW w:w="2548" w:type="dxa"/>
+            <w:tcW w:w="2504" w:type="dxa"/>
             <w:shd w:val="clear" w:color="auto" w:fill="F4F7FB"/>
             <w:vAlign w:val="top"/>
           </w:tcPr>
@@ -6418,7 +6851,7 @@
         </w:trPr>
         <w:tc>
           <w:tcPr>
-            <w:tcW w:w="3124" w:type="dxa"/>
+            <w:tcW w:w="3319" w:type="dxa"/>
             <w:vAlign w:val="top"/>
           </w:tcPr>
           <w:p>
@@ -6433,7 +6866,7 @@
         </w:tc>
         <w:tc>
           <w:tcPr>
-            <w:tcW w:w="3355" w:type="dxa"/>
+            <w:tcW w:w="3204" w:type="dxa"/>
             <w:vAlign w:val="top"/>
           </w:tcPr>
           <w:p>
@@ -6448,7 +6881,7 @@
         </w:tc>
         <w:tc>
           <w:tcPr>
-            <w:tcW w:w="2548" w:type="dxa"/>
+            <w:tcW w:w="2504" w:type="dxa"/>
             <w:vAlign w:val="top"/>
           </w:tcPr>
           <w:p>
@@ -6468,7 +6901,7 @@
         </w:trPr>
         <w:tc>
           <w:tcPr>
-            <w:tcW w:w="3124" w:type="dxa"/>
+            <w:tcW w:w="3319" w:type="dxa"/>
             <w:shd w:val="clear" w:color="auto" w:fill="F4F7FB"/>
             <w:vAlign w:val="top"/>
           </w:tcPr>
@@ -6484,7 +6917,7 @@
         </w:tc>
         <w:tc>
           <w:tcPr>
-            <w:tcW w:w="3355" w:type="dxa"/>
+            <w:tcW w:w="3204" w:type="dxa"/>
             <w:shd w:val="clear" w:color="auto" w:fill="F4F7FB"/>
             <w:vAlign w:val="top"/>
           </w:tcPr>
@@ -6500,7 +6933,7 @@
         </w:tc>
         <w:tc>
           <w:tcPr>
-            <w:tcW w:w="2548" w:type="dxa"/>
+            <w:tcW w:w="2504" w:type="dxa"/>
             <w:shd w:val="clear" w:color="auto" w:fill="F4F7FB"/>
             <w:vAlign w:val="top"/>
           </w:tcPr>
@@ -6582,7 +7015,7 @@
               <a:graphicData uri="http://schemas.openxmlformats.org/drawingml/2006/picture">
                 <pic:pic>
                   <pic:nvPicPr>
-                    <pic:cNvPr descr="/tmp/claude-0/-home-user-TASCO/19e5534d-12b5-5956-9b60-3e77efde0f49/scratchpad/gen/.cache/mermaid/4b12daefd9b26e1e.png" id="28" name="Picture"/>
+                    <pic:cNvPr descr="/home/user/TASCO/tools/docs-source/gen/.cache/mermaid/4b12daefd9b26e1e.png" id="28" name="Picture"/>
                     <pic:cNvPicPr>
                       <a:picLocks noChangeArrowheads="1" noChangeAspect="1"/>
                     </pic:cNvPicPr>
@@ -7080,7 +7513,7 @@
         <w:pStyle w:val="FirstParagraph"/>
       </w:pPr>
       <w:r>
-        <w:t xml:space="preserve">The threat model follows STRIDE. The table lists the main threats per component, the key controls and the residual risk after those controls. Residual risks rated Medium are tracked in section 11.</w:t>
+        <w:t xml:space="preserve">The threat model follows STRIDE. The table lists the main threats per component, the key controls and the residual risk after those controls. Residual risks rated Medium are tracked in section 12.</w:t>
       </w:r>
     </w:p>
     <w:tbl>
@@ -7108,8 +7541,8 @@
       <w:tblGrid>
         <w:gridCol w:w="1837"/>
         <w:gridCol w:w="2459"/>
-        <w:gridCol w:w="3081"/>
-        <w:gridCol w:w="1650"/>
+        <w:gridCol w:w="3082"/>
+        <w:gridCol w:w="1649"/>
       </w:tblGrid>
       <w:tr>
         <w:trPr>
@@ -7156,7 +7589,7 @@
         </w:tc>
         <w:tc>
           <w:tcPr>
-            <w:tcW w:w="3081" w:type="dxa"/>
+            <w:tcW w:w="3082" w:type="dxa"/>
             <w:shd w:val="clear" w:color="auto" w:fill="0F4761"/>
             <w:vAlign w:val="center"/>
           </w:tcPr>
@@ -7175,7 +7608,7 @@
         </w:tc>
         <w:tc>
           <w:tcPr>
-            <w:tcW w:w="1650" w:type="dxa"/>
+            <w:tcW w:w="1649" w:type="dxa"/>
             <w:shd w:val="clear" w:color="auto" w:fill="0F4761"/>
             <w:vAlign w:val="center"/>
           </w:tcPr>
@@ -7229,7 +7662,7 @@
         </w:tc>
         <w:tc>
           <w:tcPr>
-            <w:tcW w:w="3081" w:type="dxa"/>
+            <w:tcW w:w="3082" w:type="dxa"/>
             <w:vAlign w:val="top"/>
           </w:tcPr>
           <w:p>
@@ -7244,7 +7677,7 @@
         </w:tc>
         <w:tc>
           <w:tcPr>
-            <w:tcW w:w="1650" w:type="dxa"/>
+            <w:tcW w:w="1649" w:type="dxa"/>
             <w:vAlign w:val="top"/>
           </w:tcPr>
           <w:p>
@@ -7296,7 +7729,7 @@
         </w:tc>
         <w:tc>
           <w:tcPr>
-            <w:tcW w:w="3081" w:type="dxa"/>
+            <w:tcW w:w="3082" w:type="dxa"/>
             <w:shd w:val="clear" w:color="auto" w:fill="F4F7FB"/>
             <w:vAlign w:val="top"/>
           </w:tcPr>
@@ -7312,7 +7745,7 @@
         </w:tc>
         <w:tc>
           <w:tcPr>
-            <w:tcW w:w="1650" w:type="dxa"/>
+            <w:tcW w:w="1649" w:type="dxa"/>
             <w:shd w:val="clear" w:color="auto" w:fill="F4F7FB"/>
             <w:vAlign w:val="top"/>
           </w:tcPr>
@@ -7363,7 +7796,7 @@
         </w:tc>
         <w:tc>
           <w:tcPr>
-            <w:tcW w:w="3081" w:type="dxa"/>
+            <w:tcW w:w="3082" w:type="dxa"/>
             <w:vAlign w:val="top"/>
           </w:tcPr>
           <w:p>
@@ -7378,7 +7811,7 @@
         </w:tc>
         <w:tc>
           <w:tcPr>
-            <w:tcW w:w="1650" w:type="dxa"/>
+            <w:tcW w:w="1649" w:type="dxa"/>
             <w:vAlign w:val="top"/>
           </w:tcPr>
           <w:p>
@@ -7430,7 +7863,7 @@
         </w:tc>
         <w:tc>
           <w:tcPr>
-            <w:tcW w:w="3081" w:type="dxa"/>
+            <w:tcW w:w="3082" w:type="dxa"/>
             <w:shd w:val="clear" w:color="auto" w:fill="F4F7FB"/>
             <w:vAlign w:val="top"/>
           </w:tcPr>
@@ -7446,7 +7879,7 @@
         </w:tc>
         <w:tc>
           <w:tcPr>
-            <w:tcW w:w="1650" w:type="dxa"/>
+            <w:tcW w:w="1649" w:type="dxa"/>
             <w:shd w:val="clear" w:color="auto" w:fill="F4F7FB"/>
             <w:vAlign w:val="top"/>
           </w:tcPr>
@@ -7497,7 +7930,7 @@
         </w:tc>
         <w:tc>
           <w:tcPr>
-            <w:tcW w:w="3081" w:type="dxa"/>
+            <w:tcW w:w="3082" w:type="dxa"/>
             <w:vAlign w:val="top"/>
           </w:tcPr>
           <w:p>
@@ -7512,7 +7945,7 @@
         </w:tc>
         <w:tc>
           <w:tcPr>
-            <w:tcW w:w="1650" w:type="dxa"/>
+            <w:tcW w:w="1649" w:type="dxa"/>
             <w:vAlign w:val="top"/>
           </w:tcPr>
           <w:p>
@@ -7558,13 +7991,13 @@
               <w:jc w:val="left"/>
             </w:pPr>
             <w:r>
-              <w:t xml:space="preserve">Staff debiting a wallet; double charging; paying an unconfirmed price</w:t>
-            </w:r>
-          </w:p>
-        </w:tc>
-        <w:tc>
-          <w:tcPr>
-            <w:tcW w:w="3081" w:type="dxa"/>
+              <w:t xml:space="preserve">Staff taking a payment; double charging; paying an unconfirmed price</w:t>
+            </w:r>
+          </w:p>
+        </w:tc>
+        <w:tc>
+          <w:tcPr>
+            <w:tcW w:w="3082" w:type="dxa"/>
             <w:shd w:val="clear" w:color="auto" w:fill="F4F7FB"/>
             <w:vAlign w:val="top"/>
           </w:tcPr>
@@ -7580,7 +8013,7 @@
         </w:tc>
         <w:tc>
           <w:tcPr>
-            <w:tcW w:w="1650" w:type="dxa"/>
+            <w:tcW w:w="1649" w:type="dxa"/>
             <w:shd w:val="clear" w:color="auto" w:fill="F4F7FB"/>
             <w:vAlign w:val="top"/>
           </w:tcPr>
@@ -7631,7 +8064,7 @@
         </w:tc>
         <w:tc>
           <w:tcPr>
-            <w:tcW w:w="3081" w:type="dxa"/>
+            <w:tcW w:w="3082" w:type="dxa"/>
             <w:vAlign w:val="top"/>
           </w:tcPr>
           <w:p>
@@ -7646,7 +8079,7 @@
         </w:tc>
         <w:tc>
           <w:tcPr>
-            <w:tcW w:w="1650" w:type="dxa"/>
+            <w:tcW w:w="1649" w:type="dxa"/>
             <w:vAlign w:val="top"/>
           </w:tcPr>
           <w:p>
@@ -7698,7 +8131,7 @@
         </w:tc>
         <w:tc>
           <w:tcPr>
-            <w:tcW w:w="3081" w:type="dxa"/>
+            <w:tcW w:w="3082" w:type="dxa"/>
             <w:shd w:val="clear" w:color="auto" w:fill="F4F7FB"/>
             <w:vAlign w:val="top"/>
           </w:tcPr>
@@ -7714,7 +8147,7 @@
         </w:tc>
         <w:tc>
           <w:tcPr>
-            <w:tcW w:w="1650" w:type="dxa"/>
+            <w:tcW w:w="1649" w:type="dxa"/>
             <w:shd w:val="clear" w:color="auto" w:fill="F4F7FB"/>
             <w:vAlign w:val="top"/>
           </w:tcPr>
@@ -7765,7 +8198,7 @@
         </w:tc>
         <w:tc>
           <w:tcPr>
-            <w:tcW w:w="3081" w:type="dxa"/>
+            <w:tcW w:w="3082" w:type="dxa"/>
             <w:vAlign w:val="top"/>
           </w:tcPr>
           <w:p>
@@ -7780,7 +8213,7 @@
         </w:tc>
         <w:tc>
           <w:tcPr>
-            <w:tcW w:w="1650" w:type="dxa"/>
+            <w:tcW w:w="1649" w:type="dxa"/>
             <w:vAlign w:val="top"/>
           </w:tcPr>
           <w:p>
@@ -7832,7 +8265,7 @@
         </w:tc>
         <w:tc>
           <w:tcPr>
-            <w:tcW w:w="3081" w:type="dxa"/>
+            <w:tcW w:w="3082" w:type="dxa"/>
             <w:shd w:val="clear" w:color="auto" w:fill="F4F7FB"/>
             <w:vAlign w:val="top"/>
           </w:tcPr>
@@ -7848,7 +8281,7 @@
         </w:tc>
         <w:tc>
           <w:tcPr>
-            <w:tcW w:w="1650" w:type="dxa"/>
+            <w:tcW w:w="1649" w:type="dxa"/>
             <w:shd w:val="clear" w:color="auto" w:fill="F4F7FB"/>
             <w:vAlign w:val="top"/>
           </w:tcPr>
@@ -7899,7 +8332,7 @@
         </w:tc>
         <w:tc>
           <w:tcPr>
-            <w:tcW w:w="3081" w:type="dxa"/>
+            <w:tcW w:w="3082" w:type="dxa"/>
             <w:vAlign w:val="top"/>
           </w:tcPr>
           <w:p>
@@ -7914,7 +8347,7 @@
         </w:tc>
         <w:tc>
           <w:tcPr>
-            <w:tcW w:w="1650" w:type="dxa"/>
+            <w:tcW w:w="1649" w:type="dxa"/>
             <w:vAlign w:val="top"/>
           </w:tcPr>
           <w:p>
@@ -7966,7 +8399,7 @@
         </w:tc>
         <w:tc>
           <w:tcPr>
-            <w:tcW w:w="3081" w:type="dxa"/>
+            <w:tcW w:w="3082" w:type="dxa"/>
             <w:shd w:val="clear" w:color="auto" w:fill="F4F7FB"/>
             <w:vAlign w:val="top"/>
           </w:tcPr>
@@ -7982,7 +8415,7 @@
         </w:tc>
         <w:tc>
           <w:tcPr>
-            <w:tcW w:w="1650" w:type="dxa"/>
+            <w:tcW w:w="1649" w:type="dxa"/>
             <w:shd w:val="clear" w:color="auto" w:fill="F4F7FB"/>
             <w:vAlign w:val="top"/>
           </w:tcPr>
@@ -8033,7 +8466,7 @@
         </w:tc>
         <w:tc>
           <w:tcPr>
-            <w:tcW w:w="3081" w:type="dxa"/>
+            <w:tcW w:w="3082" w:type="dxa"/>
             <w:vAlign w:val="top"/>
           </w:tcPr>
           <w:p>
@@ -8048,7 +8481,7 @@
         </w:tc>
         <w:tc>
           <w:tcPr>
-            <w:tcW w:w="1650" w:type="dxa"/>
+            <w:tcW w:w="1649" w:type="dxa"/>
             <w:vAlign w:val="top"/>
           </w:tcPr>
           <w:p>
@@ -8100,7 +8533,7 @@
         </w:tc>
         <w:tc>
           <w:tcPr>
-            <w:tcW w:w="3081" w:type="dxa"/>
+            <w:tcW w:w="3082" w:type="dxa"/>
             <w:shd w:val="clear" w:color="auto" w:fill="F4F7FB"/>
             <w:vAlign w:val="top"/>
           </w:tcPr>
@@ -8116,7 +8549,7 @@
         </w:tc>
         <w:tc>
           <w:tcPr>
-            <w:tcW w:w="1650" w:type="dxa"/>
+            <w:tcW w:w="1649" w:type="dxa"/>
             <w:shd w:val="clear" w:color="auto" w:fill="F4F7FB"/>
             <w:vAlign w:val="top"/>
           </w:tcPr>
@@ -8768,10 +9201,10 @@
         <w:tblLook w:val="04A0" w:firstRow="1" w:lastRow="0" w:firstColumn="0" w:lastColumn="0" w:noHBand="0" w:noVBand="1"/>
       </w:tblPr>
       <w:tblGrid>
-        <w:gridCol w:w="1936"/>
-        <w:gridCol w:w="4202"/>
-        <w:gridCol w:w="1350"/>
-        <w:gridCol w:w="1539"/>
+        <w:gridCol w:w="1905"/>
+        <w:gridCol w:w="4260"/>
+        <w:gridCol w:w="1324"/>
+        <w:gridCol w:w="1538"/>
       </w:tblGrid>
       <w:tr>
         <w:trPr>
@@ -8780,7 +9213,7 @@
         </w:trPr>
         <w:tc>
           <w:tcPr>
-            <w:tcW w:w="1936" w:type="dxa"/>
+            <w:tcW w:w="1905" w:type="dxa"/>
             <w:shd w:val="clear" w:color="auto" w:fill="0F4761"/>
             <w:vAlign w:val="center"/>
           </w:tcPr>
@@ -8799,7 +9232,7 @@
         </w:tc>
         <w:tc>
           <w:tcPr>
-            <w:tcW w:w="4202" w:type="dxa"/>
+            <w:tcW w:w="4260" w:type="dxa"/>
             <w:shd w:val="clear" w:color="auto" w:fill="0F4761"/>
             <w:vAlign w:val="center"/>
           </w:tcPr>
@@ -8818,7 +9251,7 @@
         </w:tc>
         <w:tc>
           <w:tcPr>
-            <w:tcW w:w="1350" w:type="dxa"/>
+            <w:tcW w:w="1324" w:type="dxa"/>
             <w:shd w:val="clear" w:color="auto" w:fill="0F4761"/>
             <w:vAlign w:val="center"/>
           </w:tcPr>
@@ -8837,7 +9270,7 @@
         </w:tc>
         <w:tc>
           <w:tcPr>
-            <w:tcW w:w="1539" w:type="dxa"/>
+            <w:tcW w:w="1538" w:type="dxa"/>
             <w:shd w:val="clear" w:color="auto" w:fill="0F4761"/>
             <w:vAlign w:val="center"/>
           </w:tcPr>
@@ -8861,7 +9294,7 @@
         </w:trPr>
         <w:tc>
           <w:tcPr>
-            <w:tcW w:w="1936" w:type="dxa"/>
+            <w:tcW w:w="1905" w:type="dxa"/>
             <w:vAlign w:val="top"/>
           </w:tcPr>
           <w:p>
@@ -8876,7 +9309,7 @@
         </w:tc>
         <w:tc>
           <w:tcPr>
-            <w:tcW w:w="4202" w:type="dxa"/>
+            <w:tcW w:w="4260" w:type="dxa"/>
             <w:vAlign w:val="top"/>
           </w:tcPr>
           <w:p>
@@ -8891,7 +9324,7 @@
         </w:tc>
         <w:tc>
           <w:tcPr>
-            <w:tcW w:w="1350" w:type="dxa"/>
+            <w:tcW w:w="1324" w:type="dxa"/>
             <w:vAlign w:val="top"/>
           </w:tcPr>
           <w:p>
@@ -8906,7 +9339,7 @@
         </w:tc>
         <w:tc>
           <w:tcPr>
-            <w:tcW w:w="1539" w:type="dxa"/>
+            <w:tcW w:w="1538" w:type="dxa"/>
             <w:vAlign w:val="top"/>
           </w:tcPr>
           <w:p>
@@ -8926,7 +9359,7 @@
         </w:trPr>
         <w:tc>
           <w:tcPr>
-            <w:tcW w:w="1936" w:type="dxa"/>
+            <w:tcW w:w="1905" w:type="dxa"/>
             <w:shd w:val="clear" w:color="auto" w:fill="F4F7FB"/>
             <w:vAlign w:val="top"/>
           </w:tcPr>
@@ -8942,7 +9375,7 @@
         </w:tc>
         <w:tc>
           <w:tcPr>
-            <w:tcW w:w="4202" w:type="dxa"/>
+            <w:tcW w:w="4260" w:type="dxa"/>
             <w:shd w:val="clear" w:color="auto" w:fill="F4F7FB"/>
             <w:vAlign w:val="top"/>
           </w:tcPr>
@@ -8958,7 +9391,7 @@
         </w:tc>
         <w:tc>
           <w:tcPr>
-            <w:tcW w:w="1350" w:type="dxa"/>
+            <w:tcW w:w="1324" w:type="dxa"/>
             <w:shd w:val="clear" w:color="auto" w:fill="F4F7FB"/>
             <w:vAlign w:val="top"/>
           </w:tcPr>
@@ -8974,7 +9407,7 @@
         </w:tc>
         <w:tc>
           <w:tcPr>
-            <w:tcW w:w="1539" w:type="dxa"/>
+            <w:tcW w:w="1538" w:type="dxa"/>
             <w:shd w:val="clear" w:color="auto" w:fill="F4F7FB"/>
             <w:vAlign w:val="top"/>
           </w:tcPr>
@@ -8995,7 +9428,7 @@
         </w:trPr>
         <w:tc>
           <w:tcPr>
-            <w:tcW w:w="1936" w:type="dxa"/>
+            <w:tcW w:w="1905" w:type="dxa"/>
             <w:vAlign w:val="top"/>
           </w:tcPr>
           <w:p>
@@ -9010,7 +9443,7 @@
         </w:tc>
         <w:tc>
           <w:tcPr>
-            <w:tcW w:w="4202" w:type="dxa"/>
+            <w:tcW w:w="4260" w:type="dxa"/>
             <w:vAlign w:val="top"/>
           </w:tcPr>
           <w:p>
@@ -9025,7 +9458,7 @@
         </w:tc>
         <w:tc>
           <w:tcPr>
-            <w:tcW w:w="1350" w:type="dxa"/>
+            <w:tcW w:w="1324" w:type="dxa"/>
             <w:vAlign w:val="top"/>
           </w:tcPr>
           <w:p>
@@ -9040,7 +9473,7 @@
         </w:tc>
         <w:tc>
           <w:tcPr>
-            <w:tcW w:w="1539" w:type="dxa"/>
+            <w:tcW w:w="1538" w:type="dxa"/>
             <w:vAlign w:val="top"/>
           </w:tcPr>
           <w:p>
@@ -9060,7 +9493,7 @@
         </w:trPr>
         <w:tc>
           <w:tcPr>
-            <w:tcW w:w="1936" w:type="dxa"/>
+            <w:tcW w:w="1905" w:type="dxa"/>
             <w:shd w:val="clear" w:color="auto" w:fill="F4F7FB"/>
             <w:vAlign w:val="top"/>
           </w:tcPr>
@@ -9076,7 +9509,7 @@
         </w:tc>
         <w:tc>
           <w:tcPr>
-            <w:tcW w:w="4202" w:type="dxa"/>
+            <w:tcW w:w="4260" w:type="dxa"/>
             <w:shd w:val="clear" w:color="auto" w:fill="F4F7FB"/>
             <w:vAlign w:val="top"/>
           </w:tcPr>
@@ -9092,7 +9525,7 @@
         </w:tc>
         <w:tc>
           <w:tcPr>
-            <w:tcW w:w="1350" w:type="dxa"/>
+            <w:tcW w:w="1324" w:type="dxa"/>
             <w:shd w:val="clear" w:color="auto" w:fill="F4F7FB"/>
             <w:vAlign w:val="top"/>
           </w:tcPr>
@@ -9108,7 +9541,7 @@
         </w:tc>
         <w:tc>
           <w:tcPr>
-            <w:tcW w:w="1539" w:type="dxa"/>
+            <w:tcW w:w="1538" w:type="dxa"/>
             <w:shd w:val="clear" w:color="auto" w:fill="F4F7FB"/>
             <w:vAlign w:val="top"/>
           </w:tcPr>
@@ -9129,7 +9562,7 @@
         </w:trPr>
         <w:tc>
           <w:tcPr>
-            <w:tcW w:w="1936" w:type="dxa"/>
+            <w:tcW w:w="1905" w:type="dxa"/>
             <w:vAlign w:val="top"/>
           </w:tcPr>
           <w:p>
@@ -9144,7 +9577,7 @@
         </w:tc>
         <w:tc>
           <w:tcPr>
-            <w:tcW w:w="4202" w:type="dxa"/>
+            <w:tcW w:w="4260" w:type="dxa"/>
             <w:vAlign w:val="top"/>
           </w:tcPr>
           <w:p>
@@ -9159,7 +9592,7 @@
         </w:tc>
         <w:tc>
           <w:tcPr>
-            <w:tcW w:w="1350" w:type="dxa"/>
+            <w:tcW w:w="1324" w:type="dxa"/>
             <w:vAlign w:val="top"/>
           </w:tcPr>
           <w:p>
@@ -9174,7 +9607,7 @@
         </w:tc>
         <w:tc>
           <w:tcPr>
-            <w:tcW w:w="1539" w:type="dxa"/>
+            <w:tcW w:w="1538" w:type="dxa"/>
             <w:vAlign w:val="top"/>
           </w:tcPr>
           <w:p>
@@ -9194,7 +9627,7 @@
         </w:trPr>
         <w:tc>
           <w:tcPr>
-            <w:tcW w:w="1936" w:type="dxa"/>
+            <w:tcW w:w="1905" w:type="dxa"/>
             <w:shd w:val="clear" w:color="auto" w:fill="F4F7FB"/>
             <w:vAlign w:val="top"/>
           </w:tcPr>
@@ -9210,7 +9643,7 @@
         </w:tc>
         <w:tc>
           <w:tcPr>
-            <w:tcW w:w="4202" w:type="dxa"/>
+            <w:tcW w:w="4260" w:type="dxa"/>
             <w:shd w:val="clear" w:color="auto" w:fill="F4F7FB"/>
             <w:vAlign w:val="top"/>
           </w:tcPr>
@@ -9226,7 +9659,7 @@
         </w:tc>
         <w:tc>
           <w:tcPr>
-            <w:tcW w:w="1350" w:type="dxa"/>
+            <w:tcW w:w="1324" w:type="dxa"/>
             <w:shd w:val="clear" w:color="auto" w:fill="F4F7FB"/>
             <w:vAlign w:val="top"/>
           </w:tcPr>
@@ -9242,7 +9675,7 @@
         </w:tc>
         <w:tc>
           <w:tcPr>
-            <w:tcW w:w="1539" w:type="dxa"/>
+            <w:tcW w:w="1538" w:type="dxa"/>
             <w:shd w:val="clear" w:color="auto" w:fill="F4F7FB"/>
             <w:vAlign w:val="top"/>
           </w:tcPr>
@@ -9263,7 +9696,7 @@
         </w:trPr>
         <w:tc>
           <w:tcPr>
-            <w:tcW w:w="1936" w:type="dxa"/>
+            <w:tcW w:w="1905" w:type="dxa"/>
             <w:vAlign w:val="top"/>
           </w:tcPr>
           <w:p>
@@ -9278,7 +9711,7 @@
         </w:tc>
         <w:tc>
           <w:tcPr>
-            <w:tcW w:w="4202" w:type="dxa"/>
+            <w:tcW w:w="4260" w:type="dxa"/>
             <w:vAlign w:val="top"/>
           </w:tcPr>
           <w:p>
@@ -9293,7 +9726,7 @@
         </w:tc>
         <w:tc>
           <w:tcPr>
-            <w:tcW w:w="1350" w:type="dxa"/>
+            <w:tcW w:w="1324" w:type="dxa"/>
             <w:vAlign w:val="top"/>
           </w:tcPr>
           <w:p>
@@ -9308,7 +9741,7 @@
         </w:tc>
         <w:tc>
           <w:tcPr>
-            <w:tcW w:w="1539" w:type="dxa"/>
+            <w:tcW w:w="1538" w:type="dxa"/>
             <w:vAlign w:val="top"/>
           </w:tcPr>
           <w:p>
@@ -9328,7 +9761,7 @@
         </w:trPr>
         <w:tc>
           <w:tcPr>
-            <w:tcW w:w="1936" w:type="dxa"/>
+            <w:tcW w:w="1905" w:type="dxa"/>
             <w:shd w:val="clear" w:color="auto" w:fill="F4F7FB"/>
             <w:vAlign w:val="top"/>
           </w:tcPr>
@@ -9344,23 +9777,23 @@
         </w:tc>
         <w:tc>
           <w:tcPr>
-            <w:tcW w:w="4202" w:type="dxa"/>
-            <w:shd w:val="clear" w:color="auto" w:fill="F4F7FB"/>
-            <w:vAlign w:val="top"/>
-          </w:tcPr>
-          <w:p>
-            <w:pPr>
-              <w:pStyle w:val="TableText"/>
-              <w:jc w:val="left"/>
-            </w:pPr>
-            <w:r>
-              <w:t xml:space="preserve">Approve rule changes including restricted kinds, view audit, handle data subject requests</w:t>
-            </w:r>
-          </w:p>
-        </w:tc>
-        <w:tc>
-          <w:tcPr>
-            <w:tcW w:w="1350" w:type="dxa"/>
+            <w:tcW w:w="4260" w:type="dxa"/>
+            <w:shd w:val="clear" w:color="auto" w:fill="F4F7FB"/>
+            <w:vAlign w:val="top"/>
+          </w:tcPr>
+          <w:p>
+            <w:pPr>
+              <w:pStyle w:val="TableText"/>
+              <w:jc w:val="left"/>
+            </w:pPr>
+            <w:r>
+              <w:t xml:space="preserve">Approve rule changes including restricted kinds, view audit, keep the data requests register (log, verify, export, erase, refuse)</w:t>
+            </w:r>
+          </w:p>
+        </w:tc>
+        <w:tc>
+          <w:tcPr>
+            <w:tcW w:w="1324" w:type="dxa"/>
             <w:shd w:val="clear" w:color="auto" w:fill="F4F7FB"/>
             <w:vAlign w:val="top"/>
           </w:tcPr>
@@ -9376,7 +9809,7 @@
         </w:tc>
         <w:tc>
           <w:tcPr>
-            <w:tcW w:w="1539" w:type="dxa"/>
+            <w:tcW w:w="1538" w:type="dxa"/>
             <w:shd w:val="clear" w:color="auto" w:fill="F4F7FB"/>
             <w:vAlign w:val="top"/>
           </w:tcPr>
@@ -9397,7 +9830,7 @@
         </w:trPr>
         <w:tc>
           <w:tcPr>
-            <w:tcW w:w="1936" w:type="dxa"/>
+            <w:tcW w:w="1905" w:type="dxa"/>
             <w:vAlign w:val="top"/>
           </w:tcPr>
           <w:p>
@@ -9412,7 +9845,7 @@
         </w:tc>
         <w:tc>
           <w:tcPr>
-            <w:tcW w:w="4202" w:type="dxa"/>
+            <w:tcW w:w="4260" w:type="dxa"/>
             <w:vAlign w:val="top"/>
           </w:tcPr>
           <w:p>
@@ -9427,7 +9860,7 @@
         </w:tc>
         <w:tc>
           <w:tcPr>
-            <w:tcW w:w="1350" w:type="dxa"/>
+            <w:tcW w:w="1324" w:type="dxa"/>
             <w:vAlign w:val="top"/>
           </w:tcPr>
           <w:p>
@@ -9442,7 +9875,7 @@
         </w:tc>
         <w:tc>
           <w:tcPr>
-            <w:tcW w:w="1539" w:type="dxa"/>
+            <w:tcW w:w="1538" w:type="dxa"/>
             <w:vAlign w:val="top"/>
           </w:tcPr>
           <w:p>
@@ -9462,7 +9895,7 @@
         </w:trPr>
         <w:tc>
           <w:tcPr>
-            <w:tcW w:w="1936" w:type="dxa"/>
+            <w:tcW w:w="1905" w:type="dxa"/>
             <w:shd w:val="clear" w:color="auto" w:fill="F4F7FB"/>
             <w:vAlign w:val="top"/>
           </w:tcPr>
@@ -9478,7 +9911,7 @@
         </w:tc>
         <w:tc>
           <w:tcPr>
-            <w:tcW w:w="4202" w:type="dxa"/>
+            <w:tcW w:w="4260" w:type="dxa"/>
             <w:shd w:val="clear" w:color="auto" w:fill="F4F7FB"/>
             <w:vAlign w:val="top"/>
           </w:tcPr>
@@ -9494,7 +9927,7 @@
         </w:tc>
         <w:tc>
           <w:tcPr>
-            <w:tcW w:w="1350" w:type="dxa"/>
+            <w:tcW w:w="1324" w:type="dxa"/>
             <w:shd w:val="clear" w:color="auto" w:fill="F4F7FB"/>
             <w:vAlign w:val="top"/>
           </w:tcPr>
@@ -9510,7 +9943,7 @@
         </w:tc>
         <w:tc>
           <w:tcPr>
-            <w:tcW w:w="1539" w:type="dxa"/>
+            <w:tcW w:w="1538" w:type="dxa"/>
             <w:shd w:val="clear" w:color="auto" w:fill="F4F7FB"/>
             <w:vAlign w:val="top"/>
           </w:tcPr>
@@ -9531,7 +9964,7 @@
         </w:trPr>
         <w:tc>
           <w:tcPr>
-            <w:tcW w:w="1936" w:type="dxa"/>
+            <w:tcW w:w="1905" w:type="dxa"/>
             <w:vAlign w:val="top"/>
           </w:tcPr>
           <w:p>
@@ -9546,7 +9979,7 @@
         </w:tc>
         <w:tc>
           <w:tcPr>
-            <w:tcW w:w="4202" w:type="dxa"/>
+            <w:tcW w:w="4260" w:type="dxa"/>
             <w:vAlign w:val="top"/>
           </w:tcPr>
           <w:p>
@@ -9561,7 +9994,7 @@
         </w:tc>
         <w:tc>
           <w:tcPr>
-            <w:tcW w:w="1350" w:type="dxa"/>
+            <w:tcW w:w="1324" w:type="dxa"/>
             <w:vAlign w:val="top"/>
           </w:tcPr>
           <w:p>
@@ -9576,7 +10009,7 @@
         </w:tc>
         <w:tc>
           <w:tcPr>
-            <w:tcW w:w="1539" w:type="dxa"/>
+            <w:tcW w:w="1538" w:type="dxa"/>
             <w:vAlign w:val="top"/>
           </w:tcPr>
           <w:p>
@@ -9596,7 +10029,7 @@
         </w:trPr>
         <w:tc>
           <w:tcPr>
-            <w:tcW w:w="1936" w:type="dxa"/>
+            <w:tcW w:w="1905" w:type="dxa"/>
             <w:shd w:val="clear" w:color="auto" w:fill="F4F7FB"/>
             <w:vAlign w:val="top"/>
           </w:tcPr>
@@ -9612,7 +10045,7 @@
         </w:tc>
         <w:tc>
           <w:tcPr>
-            <w:tcW w:w="4202" w:type="dxa"/>
+            <w:tcW w:w="4260" w:type="dxa"/>
             <w:shd w:val="clear" w:color="auto" w:fill="F4F7FB"/>
             <w:vAlign w:val="top"/>
           </w:tcPr>
@@ -9628,7 +10061,7 @@
         </w:tc>
         <w:tc>
           <w:tcPr>
-            <w:tcW w:w="1350" w:type="dxa"/>
+            <w:tcW w:w="1324" w:type="dxa"/>
             <w:shd w:val="clear" w:color="auto" w:fill="F4F7FB"/>
             <w:vAlign w:val="top"/>
           </w:tcPr>
@@ -9644,7 +10077,7 @@
         </w:tc>
         <w:tc>
           <w:tcPr>
-            <w:tcW w:w="1539" w:type="dxa"/>
+            <w:tcW w:w="1538" w:type="dxa"/>
             <w:shd w:val="clear" w:color="auto" w:fill="F4F7FB"/>
             <w:vAlign w:val="top"/>
           </w:tcPr>
@@ -9665,7 +10098,7 @@
         </w:trPr>
         <w:tc>
           <w:tcPr>
-            <w:tcW w:w="1936" w:type="dxa"/>
+            <w:tcW w:w="1905" w:type="dxa"/>
             <w:vAlign w:val="top"/>
           </w:tcPr>
           <w:p>
@@ -9680,7 +10113,7 @@
         </w:tc>
         <w:tc>
           <w:tcPr>
-            <w:tcW w:w="4202" w:type="dxa"/>
+            <w:tcW w:w="4260" w:type="dxa"/>
             <w:vAlign w:val="top"/>
           </w:tcPr>
           <w:p>
@@ -9695,7 +10128,7 @@
         </w:tc>
         <w:tc>
           <w:tcPr>
-            <w:tcW w:w="1350" w:type="dxa"/>
+            <w:tcW w:w="1324" w:type="dxa"/>
             <w:vAlign w:val="top"/>
           </w:tcPr>
           <w:p>
@@ -9710,7 +10143,7 @@
         </w:tc>
         <w:tc>
           <w:tcPr>
-            <w:tcW w:w="1539" w:type="dxa"/>
+            <w:tcW w:w="1538" w:type="dxa"/>
             <w:vAlign w:val="top"/>
           </w:tcPr>
           <w:p>
@@ -9730,7 +10163,7 @@
         </w:trPr>
         <w:tc>
           <w:tcPr>
-            <w:tcW w:w="1936" w:type="dxa"/>
+            <w:tcW w:w="1905" w:type="dxa"/>
             <w:shd w:val="clear" w:color="auto" w:fill="F4F7FB"/>
             <w:vAlign w:val="top"/>
           </w:tcPr>
@@ -9746,7 +10179,7 @@
         </w:tc>
         <w:tc>
           <w:tcPr>
-            <w:tcW w:w="4202" w:type="dxa"/>
+            <w:tcW w:w="4260" w:type="dxa"/>
             <w:shd w:val="clear" w:color="auto" w:fill="F4F7FB"/>
             <w:vAlign w:val="top"/>
           </w:tcPr>
@@ -9762,7 +10195,7 @@
         </w:tc>
         <w:tc>
           <w:tcPr>
-            <w:tcW w:w="1350" w:type="dxa"/>
+            <w:tcW w:w="1324" w:type="dxa"/>
             <w:shd w:val="clear" w:color="auto" w:fill="F4F7FB"/>
             <w:vAlign w:val="top"/>
           </w:tcPr>
@@ -9778,7 +10211,7 @@
         </w:tc>
         <w:tc>
           <w:tcPr>
-            <w:tcW w:w="1539" w:type="dxa"/>
+            <w:tcW w:w="1538" w:type="dxa"/>
             <w:shd w:val="clear" w:color="auto" w:fill="F4F7FB"/>
             <w:vAlign w:val="top"/>
           </w:tcPr>
@@ -9799,7 +10232,7 @@
         </w:trPr>
         <w:tc>
           <w:tcPr>
-            <w:tcW w:w="1936" w:type="dxa"/>
+            <w:tcW w:w="1905" w:type="dxa"/>
             <w:vAlign w:val="top"/>
           </w:tcPr>
           <w:p>
@@ -9814,7 +10247,7 @@
         </w:tc>
         <w:tc>
           <w:tcPr>
-            <w:tcW w:w="4202" w:type="dxa"/>
+            <w:tcW w:w="4260" w:type="dxa"/>
             <w:vAlign w:val="top"/>
           </w:tcPr>
           <w:p>
@@ -9829,7 +10262,7 @@
         </w:tc>
         <w:tc>
           <w:tcPr>
-            <w:tcW w:w="1350" w:type="dxa"/>
+            <w:tcW w:w="1324" w:type="dxa"/>
             <w:vAlign w:val="top"/>
           </w:tcPr>
           <w:p>
@@ -9844,7 +10277,7 @@
         </w:tc>
         <w:tc>
           <w:tcPr>
-            <w:tcW w:w="1539" w:type="dxa"/>
+            <w:tcW w:w="1538" w:type="dxa"/>
             <w:vAlign w:val="top"/>
           </w:tcPr>
           <w:p>
@@ -9865,7 +10298,7 @@
         <w:spacing w:before="160"/>
       </w:pPr>
       <w:r>
-        <w:t xml:space="preserve">No role can take payment. Telesales create a quote and send it to the customer, who confirms and pays inside the VETC app.</w:t>
+        <w:t xml:space="preserve">No role can take payment. Telesales create a quote and send it to the customer, who confirms and pays inside the customer app.</w:t>
       </w:r>
     </w:p>
     <w:p>
@@ -9901,9 +10334,9 @@
         <w:tblLook w:val="04A0" w:firstRow="1" w:lastRow="0" w:firstColumn="0" w:lastColumn="0" w:noHBand="0" w:noVBand="1"/>
       </w:tblPr>
       <w:tblGrid>
-        <w:gridCol w:w="2742"/>
-        <w:gridCol w:w="3482"/>
-        <w:gridCol w:w="2803"/>
+        <w:gridCol w:w="2732"/>
+        <w:gridCol w:w="3510"/>
+        <w:gridCol w:w="2785"/>
       </w:tblGrid>
       <w:tr>
         <w:trPr>
@@ -9912,7 +10345,7 @@
         </w:trPr>
         <w:tc>
           <w:tcPr>
-            <w:tcW w:w="2742" w:type="dxa"/>
+            <w:tcW w:w="2732" w:type="dxa"/>
             <w:shd w:val="clear" w:color="auto" w:fill="0F4761"/>
             <w:vAlign w:val="center"/>
           </w:tcPr>
@@ -9931,7 +10364,7 @@
         </w:tc>
         <w:tc>
           <w:tcPr>
-            <w:tcW w:w="3482" w:type="dxa"/>
+            <w:tcW w:w="3510" w:type="dxa"/>
             <w:shd w:val="clear" w:color="auto" w:fill="0F4761"/>
             <w:vAlign w:val="center"/>
           </w:tcPr>
@@ -9950,7 +10383,7 @@
         </w:tc>
         <w:tc>
           <w:tcPr>
-            <w:tcW w:w="2803" w:type="dxa"/>
+            <w:tcW w:w="2785" w:type="dxa"/>
             <w:shd w:val="clear" w:color="auto" w:fill="0F4761"/>
             <w:vAlign w:val="center"/>
           </w:tcPr>
@@ -9974,7 +10407,7 @@
         </w:trPr>
         <w:tc>
           <w:tcPr>
-            <w:tcW w:w="2742" w:type="dxa"/>
+            <w:tcW w:w="2732" w:type="dxa"/>
             <w:vAlign w:val="top"/>
           </w:tcPr>
           <w:p>
@@ -9992,7 +10425,7 @@
         </w:tc>
         <w:tc>
           <w:tcPr>
-            <w:tcW w:w="3482" w:type="dxa"/>
+            <w:tcW w:w="3510" w:type="dxa"/>
             <w:vAlign w:val="top"/>
           </w:tcPr>
           <w:p>
@@ -10007,7 +10440,7 @@
         </w:tc>
         <w:tc>
           <w:tcPr>
-            <w:tcW w:w="2803" w:type="dxa"/>
+            <w:tcW w:w="2785" w:type="dxa"/>
             <w:vAlign w:val="top"/>
           </w:tcPr>
           <w:p>
@@ -10027,7 +10460,7 @@
         </w:trPr>
         <w:tc>
           <w:tcPr>
-            <w:tcW w:w="2742" w:type="dxa"/>
+            <w:tcW w:w="2732" w:type="dxa"/>
             <w:shd w:val="clear" w:color="auto" w:fill="F4F7FB"/>
             <w:vAlign w:val="top"/>
           </w:tcPr>
@@ -10058,7 +10491,7 @@
         </w:tc>
         <w:tc>
           <w:tcPr>
-            <w:tcW w:w="3482" w:type="dxa"/>
+            <w:tcW w:w="3510" w:type="dxa"/>
             <w:shd w:val="clear" w:color="auto" w:fill="F4F7FB"/>
             <w:vAlign w:val="top"/>
           </w:tcPr>
@@ -10074,7 +10507,7 @@
         </w:tc>
         <w:tc>
           <w:tcPr>
-            <w:tcW w:w="2803" w:type="dxa"/>
+            <w:tcW w:w="2785" w:type="dxa"/>
             <w:shd w:val="clear" w:color="auto" w:fill="F4F7FB"/>
             <w:vAlign w:val="top"/>
           </w:tcPr>
@@ -10095,7 +10528,7 @@
         </w:trPr>
         <w:tc>
           <w:tcPr>
-            <w:tcW w:w="2742" w:type="dxa"/>
+            <w:tcW w:w="2732" w:type="dxa"/>
             <w:vAlign w:val="top"/>
           </w:tcPr>
           <w:p>
@@ -10113,7 +10546,7 @@
         </w:tc>
         <w:tc>
           <w:tcPr>
-            <w:tcW w:w="3482" w:type="dxa"/>
+            <w:tcW w:w="3510" w:type="dxa"/>
             <w:vAlign w:val="top"/>
           </w:tcPr>
           <w:p>
@@ -10128,7 +10561,7 @@
         </w:tc>
         <w:tc>
           <w:tcPr>
-            <w:tcW w:w="2803" w:type="dxa"/>
+            <w:tcW w:w="2785" w:type="dxa"/>
             <w:vAlign w:val="top"/>
           </w:tcPr>
           <w:p>
@@ -10148,7 +10581,7 @@
         </w:trPr>
         <w:tc>
           <w:tcPr>
-            <w:tcW w:w="2742" w:type="dxa"/>
+            <w:tcW w:w="2732" w:type="dxa"/>
             <w:shd w:val="clear" w:color="auto" w:fill="F4F7FB"/>
             <w:vAlign w:val="top"/>
           </w:tcPr>
@@ -10167,7 +10600,7 @@
         </w:tc>
         <w:tc>
           <w:tcPr>
-            <w:tcW w:w="3482" w:type="dxa"/>
+            <w:tcW w:w="3510" w:type="dxa"/>
             <w:shd w:val="clear" w:color="auto" w:fill="F4F7FB"/>
             <w:vAlign w:val="top"/>
           </w:tcPr>
@@ -10183,7 +10616,7 @@
         </w:tc>
         <w:tc>
           <w:tcPr>
-            <w:tcW w:w="2803" w:type="dxa"/>
+            <w:tcW w:w="2785" w:type="dxa"/>
             <w:shd w:val="clear" w:color="auto" w:fill="F4F7FB"/>
             <w:vAlign w:val="top"/>
           </w:tcPr>
@@ -10204,7 +10637,7 @@
         </w:trPr>
         <w:tc>
           <w:tcPr>
-            <w:tcW w:w="2742" w:type="dxa"/>
+            <w:tcW w:w="2732" w:type="dxa"/>
             <w:vAlign w:val="top"/>
           </w:tcPr>
           <w:p>
@@ -10246,7 +10679,7 @@
         </w:tc>
         <w:tc>
           <w:tcPr>
-            <w:tcW w:w="3482" w:type="dxa"/>
+            <w:tcW w:w="3510" w:type="dxa"/>
             <w:vAlign w:val="top"/>
           </w:tcPr>
           <w:p>
@@ -10261,7 +10694,7 @@
         </w:tc>
         <w:tc>
           <w:tcPr>
-            <w:tcW w:w="2803" w:type="dxa"/>
+            <w:tcW w:w="2785" w:type="dxa"/>
             <w:vAlign w:val="top"/>
           </w:tcPr>
           <w:p>
@@ -10281,7 +10714,7 @@
         </w:trPr>
         <w:tc>
           <w:tcPr>
-            <w:tcW w:w="2742" w:type="dxa"/>
+            <w:tcW w:w="2732" w:type="dxa"/>
             <w:shd w:val="clear" w:color="auto" w:fill="F4F7FB"/>
             <w:vAlign w:val="top"/>
           </w:tcPr>
@@ -10312,7 +10745,7 @@
         </w:tc>
         <w:tc>
           <w:tcPr>
-            <w:tcW w:w="3482" w:type="dxa"/>
+            <w:tcW w:w="3510" w:type="dxa"/>
             <w:shd w:val="clear" w:color="auto" w:fill="F4F7FB"/>
             <w:vAlign w:val="top"/>
           </w:tcPr>
@@ -10328,7 +10761,7 @@
         </w:tc>
         <w:tc>
           <w:tcPr>
-            <w:tcW w:w="2803" w:type="dxa"/>
+            <w:tcW w:w="2785" w:type="dxa"/>
             <w:shd w:val="clear" w:color="auto" w:fill="F4F7FB"/>
             <w:vAlign w:val="top"/>
           </w:tcPr>
@@ -10349,7 +10782,7 @@
         </w:trPr>
         <w:tc>
           <w:tcPr>
-            <w:tcW w:w="2742" w:type="dxa"/>
+            <w:tcW w:w="2732" w:type="dxa"/>
             <w:vAlign w:val="top"/>
           </w:tcPr>
           <w:p>
@@ -10367,7 +10800,7 @@
         </w:tc>
         <w:tc>
           <w:tcPr>
-            <w:tcW w:w="3482" w:type="dxa"/>
+            <w:tcW w:w="3510" w:type="dxa"/>
             <w:vAlign w:val="top"/>
           </w:tcPr>
           <w:p>
@@ -10382,7 +10815,7 @@
         </w:tc>
         <w:tc>
           <w:tcPr>
-            <w:tcW w:w="2803" w:type="dxa"/>
+            <w:tcW w:w="2785" w:type="dxa"/>
             <w:vAlign w:val="top"/>
           </w:tcPr>
           <w:p>
@@ -10402,7 +10835,7 @@
         </w:trPr>
         <w:tc>
           <w:tcPr>
-            <w:tcW w:w="2742" w:type="dxa"/>
+            <w:tcW w:w="2732" w:type="dxa"/>
             <w:shd w:val="clear" w:color="auto" w:fill="F4F7FB"/>
             <w:vAlign w:val="top"/>
           </w:tcPr>
@@ -10421,7 +10854,7 @@
         </w:tc>
         <w:tc>
           <w:tcPr>
-            <w:tcW w:w="3482" w:type="dxa"/>
+            <w:tcW w:w="3510" w:type="dxa"/>
             <w:shd w:val="clear" w:color="auto" w:fill="F4F7FB"/>
             <w:vAlign w:val="top"/>
           </w:tcPr>
@@ -10437,7 +10870,7 @@
         </w:tc>
         <w:tc>
           <w:tcPr>
-            <w:tcW w:w="2803" w:type="dxa"/>
+            <w:tcW w:w="2785" w:type="dxa"/>
             <w:shd w:val="clear" w:color="auto" w:fill="F4F7FB"/>
             <w:vAlign w:val="top"/>
           </w:tcPr>
@@ -10458,7 +10891,7 @@
         </w:trPr>
         <w:tc>
           <w:tcPr>
-            <w:tcW w:w="2742" w:type="dxa"/>
+            <w:tcW w:w="2732" w:type="dxa"/>
             <w:vAlign w:val="top"/>
           </w:tcPr>
           <w:p>
@@ -10500,7 +10933,7 @@
         </w:tc>
         <w:tc>
           <w:tcPr>
-            <w:tcW w:w="3482" w:type="dxa"/>
+            <w:tcW w:w="3510" w:type="dxa"/>
             <w:vAlign w:val="top"/>
           </w:tcPr>
           <w:p>
@@ -10515,7 +10948,7 @@
         </w:tc>
         <w:tc>
           <w:tcPr>
-            <w:tcW w:w="2803" w:type="dxa"/>
+            <w:tcW w:w="2785" w:type="dxa"/>
             <w:vAlign w:val="top"/>
           </w:tcPr>
           <w:p>
@@ -10535,7 +10968,7 @@
         </w:trPr>
         <w:tc>
           <w:tcPr>
-            <w:tcW w:w="2742" w:type="dxa"/>
+            <w:tcW w:w="2732" w:type="dxa"/>
             <w:shd w:val="clear" w:color="auto" w:fill="F4F7FB"/>
             <w:vAlign w:val="top"/>
           </w:tcPr>
@@ -10578,7 +11011,7 @@
         </w:tc>
         <w:tc>
           <w:tcPr>
-            <w:tcW w:w="3482" w:type="dxa"/>
+            <w:tcW w:w="3510" w:type="dxa"/>
             <w:shd w:val="clear" w:color="auto" w:fill="F4F7FB"/>
             <w:vAlign w:val="top"/>
           </w:tcPr>
@@ -10594,7 +11027,7 @@
         </w:tc>
         <w:tc>
           <w:tcPr>
-            <w:tcW w:w="2803" w:type="dxa"/>
+            <w:tcW w:w="2785" w:type="dxa"/>
             <w:shd w:val="clear" w:color="auto" w:fill="F4F7FB"/>
             <w:vAlign w:val="top"/>
           </w:tcPr>
@@ -10615,7 +11048,7 @@
         </w:trPr>
         <w:tc>
           <w:tcPr>
-            <w:tcW w:w="2742" w:type="dxa"/>
+            <w:tcW w:w="2732" w:type="dxa"/>
             <w:vAlign w:val="top"/>
           </w:tcPr>
           <w:p>
@@ -10633,7 +11066,7 @@
         </w:tc>
         <w:tc>
           <w:tcPr>
-            <w:tcW w:w="3482" w:type="dxa"/>
+            <w:tcW w:w="3510" w:type="dxa"/>
             <w:vAlign w:val="top"/>
           </w:tcPr>
           <w:p>
@@ -10648,7 +11081,7 @@
         </w:tc>
         <w:tc>
           <w:tcPr>
-            <w:tcW w:w="2803" w:type="dxa"/>
+            <w:tcW w:w="2785" w:type="dxa"/>
             <w:vAlign w:val="top"/>
           </w:tcPr>
           <w:p>
@@ -10668,7 +11101,7 @@
         </w:trPr>
         <w:tc>
           <w:tcPr>
-            <w:tcW w:w="2742" w:type="dxa"/>
+            <w:tcW w:w="2732" w:type="dxa"/>
             <w:shd w:val="clear" w:color="auto" w:fill="F4F7FB"/>
             <w:vAlign w:val="top"/>
           </w:tcPr>
@@ -10687,7 +11120,7 @@
         </w:tc>
         <w:tc>
           <w:tcPr>
-            <w:tcW w:w="3482" w:type="dxa"/>
+            <w:tcW w:w="3510" w:type="dxa"/>
             <w:shd w:val="clear" w:color="auto" w:fill="F4F7FB"/>
             <w:vAlign w:val="top"/>
           </w:tcPr>
@@ -10703,7 +11136,7 @@
         </w:tc>
         <w:tc>
           <w:tcPr>
-            <w:tcW w:w="2803" w:type="dxa"/>
+            <w:tcW w:w="2785" w:type="dxa"/>
             <w:shd w:val="clear" w:color="auto" w:fill="F4F7FB"/>
             <w:vAlign w:val="top"/>
           </w:tcPr>
@@ -10724,7 +11157,7 @@
         </w:trPr>
         <w:tc>
           <w:tcPr>
-            <w:tcW w:w="2742" w:type="dxa"/>
+            <w:tcW w:w="2732" w:type="dxa"/>
             <w:vAlign w:val="top"/>
           </w:tcPr>
           <w:p>
@@ -10754,7 +11187,7 @@
         </w:tc>
         <w:tc>
           <w:tcPr>
-            <w:tcW w:w="3482" w:type="dxa"/>
+            <w:tcW w:w="3510" w:type="dxa"/>
             <w:vAlign w:val="top"/>
           </w:tcPr>
           <w:p>
@@ -10769,7 +11202,7 @@
         </w:tc>
         <w:tc>
           <w:tcPr>
-            <w:tcW w:w="2803" w:type="dxa"/>
+            <w:tcW w:w="2785" w:type="dxa"/>
             <w:vAlign w:val="top"/>
           </w:tcPr>
           <w:p>
@@ -10789,7 +11222,7 @@
         </w:trPr>
         <w:tc>
           <w:tcPr>
-            <w:tcW w:w="2742" w:type="dxa"/>
+            <w:tcW w:w="2732" w:type="dxa"/>
             <w:shd w:val="clear" w:color="auto" w:fill="F4F7FB"/>
             <w:vAlign w:val="top"/>
           </w:tcPr>
@@ -10832,7 +11265,7 @@
         </w:tc>
         <w:tc>
           <w:tcPr>
-            <w:tcW w:w="3482" w:type="dxa"/>
+            <w:tcW w:w="3510" w:type="dxa"/>
             <w:shd w:val="clear" w:color="auto" w:fill="F4F7FB"/>
             <w:vAlign w:val="top"/>
           </w:tcPr>
@@ -10848,7 +11281,7 @@
         </w:tc>
         <w:tc>
           <w:tcPr>
-            <w:tcW w:w="2803" w:type="dxa"/>
+            <w:tcW w:w="2785" w:type="dxa"/>
             <w:shd w:val="clear" w:color="auto" w:fill="F4F7FB"/>
             <w:vAlign w:val="top"/>
           </w:tcPr>
@@ -10869,7 +11302,7 @@
         </w:trPr>
         <w:tc>
           <w:tcPr>
-            <w:tcW w:w="2742" w:type="dxa"/>
+            <w:tcW w:w="2732" w:type="dxa"/>
             <w:vAlign w:val="top"/>
           </w:tcPr>
           <w:p>
@@ -10887,7 +11320,7 @@
         </w:tc>
         <w:tc>
           <w:tcPr>
-            <w:tcW w:w="3482" w:type="dxa"/>
+            <w:tcW w:w="3510" w:type="dxa"/>
             <w:vAlign w:val="top"/>
           </w:tcPr>
           <w:p>
@@ -10902,7 +11335,7 @@
         </w:tc>
         <w:tc>
           <w:tcPr>
-            <w:tcW w:w="2803" w:type="dxa"/>
+            <w:tcW w:w="2785" w:type="dxa"/>
             <w:vAlign w:val="top"/>
           </w:tcPr>
           <w:p>
@@ -10922,7 +11355,7 @@
         </w:trPr>
         <w:tc>
           <w:tcPr>
-            <w:tcW w:w="2742" w:type="dxa"/>
+            <w:tcW w:w="2732" w:type="dxa"/>
             <w:shd w:val="clear" w:color="auto" w:fill="F4F7FB"/>
             <w:vAlign w:val="top"/>
           </w:tcPr>
@@ -10941,23 +11374,23 @@
         </w:tc>
         <w:tc>
           <w:tcPr>
-            <w:tcW w:w="3482" w:type="dxa"/>
-            <w:shd w:val="clear" w:color="auto" w:fill="F4F7FB"/>
-            <w:vAlign w:val="top"/>
-          </w:tcPr>
-          <w:p>
-            <w:pPr>
-              <w:pStyle w:val="TableText"/>
-              <w:jc w:val="left"/>
-            </w:pPr>
-            <w:r>
-              <w:t xml:space="preserve">Data subject export and erasure</w:t>
-            </w:r>
-          </w:p>
-        </w:tc>
-        <w:tc>
-          <w:tcPr>
-            <w:tcW w:w="2803" w:type="dxa"/>
+            <w:tcW w:w="3510" w:type="dxa"/>
+            <w:shd w:val="clear" w:color="auto" w:fill="F4F7FB"/>
+            <w:vAlign w:val="top"/>
+          </w:tcPr>
+          <w:p>
+            <w:pPr>
+              <w:pStyle w:val="TableText"/>
+              <w:jc w:val="left"/>
+            </w:pPr>
+            <w:r>
+              <w:t xml:space="preserve">Data requests register: log, start, export, erase and refuse data-subject requests</w:t>
+            </w:r>
+          </w:p>
+        </w:tc>
+        <w:tc>
+          <w:tcPr>
+            <w:tcW w:w="2785" w:type="dxa"/>
             <w:shd w:val="clear" w:color="auto" w:fill="F4F7FB"/>
             <w:vAlign w:val="top"/>
           </w:tcPr>
@@ -10978,7 +11411,7 @@
         </w:trPr>
         <w:tc>
           <w:tcPr>
-            <w:tcW w:w="2742" w:type="dxa"/>
+            <w:tcW w:w="2732" w:type="dxa"/>
             <w:vAlign w:val="top"/>
           </w:tcPr>
           <w:p>
@@ -11008,7 +11441,7 @@
         </w:tc>
         <w:tc>
           <w:tcPr>
-            <w:tcW w:w="3482" w:type="dxa"/>
+            <w:tcW w:w="3510" w:type="dxa"/>
             <w:vAlign w:val="top"/>
           </w:tcPr>
           <w:p>
@@ -11023,7 +11456,7 @@
         </w:tc>
         <w:tc>
           <w:tcPr>
-            <w:tcW w:w="2803" w:type="dxa"/>
+            <w:tcW w:w="2785" w:type="dxa"/>
             <w:vAlign w:val="top"/>
           </w:tcPr>
           <w:p>
@@ -11398,7 +11831,7 @@
         <w:t xml:space="preserve">0912***678</w:t>
       </w:r>
       <w:r>
-        <w:t xml:space="preserve">). Handoffs carry only a masked phone, the voice assistant speaks a masked plate, and the public certificate check returns a masked plate. Every customer 360 view is audited with whether personal data was visible.</w:t>
+        <w:t xml:space="preserve">). The data requests register shows only a masked name and the plate, and its detail view counts the records held instead of showing them. Handoffs carry only a masked phone, the voice assistant speaks a masked plate, and the public certificate check returns a masked plate. Every customer 360 view is audited with whether personal data was visible.</w:t>
       </w:r>
     </w:p>
     <w:p>
@@ -12194,9 +12627,17 @@
           <w:iCs w:val="0"/>
           <w:spacing w:val="0"/>
         </w:rPr>
-        <w:t xml:space="preserve">Application security</w:t>
+        <w:t xml:space="preserve">Data-subject requests</w:t>
       </w:r>
       <w:bookmarkEnd w:id="25"/>
+    </w:p>
+    <w:p>
+      <w:pPr>
+        <w:pStyle w:val="FirstParagraph"/>
+      </w:pPr>
+      <w:r>
+        <w:t xml:space="preserve">Customers can ask TASCO for a copy of their personal data (access) or for its erasure. The platform keeps a register of these requests so that compliance can show each one was verified, answered on time and recorded. The legal basis is Decree 13/2023/ND-CP and the Personal Data Protection Law 91/2025/QH15; the response time and the identity evidence accepted are to be confirmed by TASCO legal.</w:t>
+      </w:r>
     </w:p>
     <w:p>
       <w:pPr>
@@ -12204,9 +12645,539 @@
       </w:pPr>
       <w:bookmarkStart w:id="26" w:name="_Toc300000022"/>
       <w:r>
+        <w:t xml:space="preserve">Process</w:t>
+      </w:r>
+      <w:bookmarkEnd w:id="26"/>
+    </w:p>
+    <w:p>
+      <w:pPr>
+        <w:pStyle w:val="FirstParagraph"/>
+      </w:pPr>
+      <w:r>
+        <w:t xml:space="preserve">A request can arrive by hotline, email, the app, a branch or letter. A compliance officer logs it in the</w:t>
+      </w:r>
+      <w:r>
+        <w:t xml:space="preserve"> </w:t>
+      </w:r>
+      <w:r>
+        <w:t xml:space="preserve">“</w:t>
+      </w:r>
+      <w:r>
+        <w:t xml:space="preserve">Data requests</w:t>
+      </w:r>
+      <w:r>
+        <w:t xml:space="preserve">”</w:t>
+      </w:r>
+      <w:r>
+        <w:t xml:space="preserve"> </w:t>
+      </w:r>
+      <w:r>
+        <w:t xml:space="preserve">screen (</w:t>
+      </w:r>
+      <w:r>
+        <w:t xml:space="preserve">“</w:t>
+      </w:r>
+      <w:r>
+        <w:t xml:space="preserve">Yêu cầu dữ liệu cá nhân</w:t>
+      </w:r>
+      <w:r>
+        <w:t xml:space="preserve">”</w:t>
+      </w:r>
+      <w:r>
+        <w:t xml:space="preserve">) in the Governance group of the staff console, finding the customer by plate, phone or profile. The register sets the due time from the received time plus</w:t>
+      </w:r>
+      <w:r>
+        <w:t xml:space="preserve"> </w:t>
+      </w:r>
+      <w:r>
+        <w:rPr>
+          <w:rStyle w:val="CodeChar"/>
+        </w:rPr>
+        <w:t xml:space="preserve">dsarResponseHours</w:t>
+      </w:r>
+      <w:r>
+        <w:t xml:space="preserve"> </w:t>
+      </w:r>
+      <w:r>
+        <w:t xml:space="preserve">in the service levels rule set: 72 hours, to be confirmed by TASCO legal. The diagram shows the states a request moves through.</w:t>
+      </w:r>
+    </w:p>
+    <w:p xmlns:a="http://schemas.openxmlformats.org/drawingml/2006/main" xmlns:pic="http://schemas.openxmlformats.org/drawingml/2006/picture">
+      <w:pPr>
+        <w:pStyle w:val="Figure"/>
+      </w:pPr>
+      <w:r>
+        <w:drawing>
+          <wp:inline>
+            <wp:extent cx="4496399" cy="4132799"/>
+            <wp:effectExtent b="0" l="0" r="0" t="0"/>
+            <wp:docPr descr="States of a data-subject request in the register" title="" id="5003" name="Picture"/>
+            <a:graphic>
+              <a:graphicData uri="http://schemas.openxmlformats.org/drawingml/2006/picture">
+                <pic:pic>
+                  <pic:nvPicPr>
+                    <pic:cNvPr descr="/home/user/TASCO/tools/docs-source/gen/.cache/mermaid/44bc322b1aa2c5d2.png" id="43" name="Picture"/>
+                    <pic:cNvPicPr>
+                      <a:picLocks noChangeArrowheads="1" noChangeAspect="1"/>
+                    </pic:cNvPicPr>
+                  </pic:nvPicPr>
+                  <pic:blipFill>
+                    <a:blip r:embed="rIdG2"/>
+                    <a:stretch>
+                      <a:fillRect/>
+                    </a:stretch>
+                  </pic:blipFill>
+                  <pic:spPr bwMode="auto">
+                    <a:xfrm>
+                      <a:off x="0" y="0"/>
+                      <a:ext cx="4496399" cy="4132799"/>
+                    </a:xfrm>
+                    <a:prstGeom prst="rect">
+                      <a:avLst/>
+                    </a:prstGeom>
+                    <a:noFill/>
+                    <a:ln w="9525">
+                      <a:noFill/>
+                      <a:headEnd/>
+                      <a:tailEnd/>
+                    </a:ln>
+                  </pic:spPr>
+                </pic:pic>
+              </a:graphicData>
+            </a:graphic>
+          </wp:inline>
+        </w:drawing>
+      </w:r>
+    </w:p>
+    <w:p>
+      <w:pPr>
+        <w:pStyle w:val="Caption"/>
+      </w:pPr>
+      <w:r>
+        <w:t xml:space="preserve">Figure 2 – States of a data-subject request in the register</w:t>
+      </w:r>
+    </w:p>
+    <w:tbl>
+      <w:tblPr>
+        <w:tblStyle w:val="TableGrid"/>
+        <w:tblW w:w="5000" w:type="pct"/>
+        <w:tblInd w:w="0" w:type="dxa"/>
+        <w:tblBorders>
+          <w:top w:val="single" w:sz="4" w:space="0" w:color="808080"/>
+          <w:left w:val="single" w:sz="4" w:space="0" w:color="808080"/>
+          <w:bottom w:val="single" w:sz="4" w:space="0" w:color="808080"/>
+          <w:right w:val="single" w:sz="4" w:space="0" w:color="808080"/>
+          <w:insideH w:val="single" w:sz="4" w:space="0" w:color="808080"/>
+          <w:insideV w:val="single" w:sz="4" w:space="0" w:color="808080"/>
+        </w:tblBorders>
+        <w:tblLayout w:type="fixed"/>
+        <w:tblCellMar>
+          <w:top w:w="45" w:type="dxa"/>
+          <w:left w:w="85" w:type="dxa"/>
+          <w:bottom w:w="45" w:type="dxa"/>
+          <w:right w:w="85" w:type="dxa"/>
+        </w:tblCellMar>
+        <w:tblLook w:val="04A0" w:firstRow="1" w:lastRow="0" w:firstColumn="0" w:lastColumn="0" w:noHBand="0" w:noVBand="1"/>
+      </w:tblPr>
+      <w:tblGrid>
+        <w:gridCol w:w="1752"/>
+        <w:gridCol w:w="7275"/>
+      </w:tblGrid>
+      <w:tr>
+        <w:trPr>
+          <w:cantSplit/>
+          <w:tblHeader/>
+        </w:trPr>
+        <w:tc>
+          <w:tcPr>
+            <w:tcW w:w="1752" w:type="dxa"/>
+            <w:shd w:val="clear" w:color="auto" w:fill="0F4761"/>
+            <w:vAlign w:val="center"/>
+          </w:tcPr>
+          <w:p>
+            <w:pPr>
+              <w:pStyle w:val="TableHeading"/>
+              <w:jc w:val="left"/>
+            </w:pPr>
+            <w:r>
+              <w:rPr>
+                <w:color w:val="FFFFFF"/>
+              </w:rPr>
+              <w:t xml:space="preserve">Step</w:t>
+            </w:r>
+          </w:p>
+        </w:tc>
+        <w:tc>
+          <w:tcPr>
+            <w:tcW w:w="7275" w:type="dxa"/>
+            <w:shd w:val="clear" w:color="auto" w:fill="0F4761"/>
+            <w:vAlign w:val="center"/>
+          </w:tcPr>
+          <w:p>
+            <w:pPr>
+              <w:pStyle w:val="TableHeading"/>
+              <w:jc w:val="left"/>
+            </w:pPr>
+            <w:r>
+              <w:rPr>
+                <w:color w:val="FFFFFF"/>
+              </w:rPr>
+              <w:t xml:space="preserve">Control</w:t>
+            </w:r>
+          </w:p>
+        </w:tc>
+      </w:tr>
+      <w:tr>
+        <w:trPr>
+          <w:cantSplit/>
+        </w:trPr>
+        <w:tc>
+          <w:tcPr>
+            <w:tcW w:w="1752" w:type="dxa"/>
+            <w:vAlign w:val="top"/>
+          </w:tcPr>
+          <w:p>
+            <w:pPr>
+              <w:pStyle w:val="TableText"/>
+              <w:jc w:val="left"/>
+            </w:pPr>
+            <w:r>
+              <w:t xml:space="preserve">Identity verification</w:t>
+            </w:r>
+          </w:p>
+        </w:tc>
+        <w:tc>
+          <w:tcPr>
+            <w:tcW w:w="7275" w:type="dxa"/>
+            <w:vAlign w:val="top"/>
+          </w:tcPr>
+          <w:p>
+            <w:pPr>
+              <w:pStyle w:val="TableText"/>
+              <w:jc w:val="left"/>
+            </w:pPr>
+            <w:r>
+              <w:t xml:space="preserve">The officer must record that the requester’s identity was verified before any export or erasure; without it the action is rejected. The verification time and officer are kept on the request.</w:t>
+            </w:r>
+          </w:p>
+        </w:tc>
+      </w:tr>
+      <w:tr>
+        <w:trPr>
+          <w:cantSplit/>
+        </w:trPr>
+        <w:tc>
+          <w:tcPr>
+            <w:tcW w:w="1752" w:type="dxa"/>
+            <w:shd w:val="clear" w:color="auto" w:fill="F4F7FB"/>
+            <w:vAlign w:val="top"/>
+          </w:tcPr>
+          <w:p>
+            <w:pPr>
+              <w:pStyle w:val="TableText"/>
+              <w:jc w:val="left"/>
+            </w:pPr>
+            <w:r>
+              <w:t xml:space="preserve">Access</w:t>
+            </w:r>
+          </w:p>
+        </w:tc>
+        <w:tc>
+          <w:tcPr>
+            <w:tcW w:w="7275" w:type="dxa"/>
+            <w:shd w:val="clear" w:color="auto" w:fill="F4F7FB"/>
+            <w:vAlign w:val="top"/>
+          </w:tcPr>
+          <w:p>
+            <w:pPr>
+              <w:pStyle w:val="TableText"/>
+              <w:jc w:val="left"/>
+            </w:pPr>
+            <w:r>
+              <w:t xml:space="preserve">The export runs the customer data export and downloads a JSON file named</w:t>
+            </w:r>
+            <w:r>
+              <w:t xml:space="preserve"> </w:t>
+            </w:r>
+            <w:r>
+              <w:rPr>
+                <w:rStyle w:val="CodeChar"/>
+              </w:rPr>
+              <w:t xml:space="preserve">TASCO-data-&lt;plate&gt;-&lt;date&gt;.json</w:t>
+            </w:r>
+            <w:r>
+              <w:t xml:space="preserve">. The request is completed with the outcome</w:t>
+            </w:r>
+            <w:r>
+              <w:t xml:space="preserve"> </w:t>
+            </w:r>
+            <w:r>
+              <w:t xml:space="preserve">“</w:t>
+            </w:r>
+            <w:r>
+              <w:t xml:space="preserve">exported</w:t>
+            </w:r>
+            <w:r>
+              <w:t xml:space="preserve">”</w:t>
+            </w:r>
+            <w:r>
+              <w:t xml:space="preserve">.</w:t>
+            </w:r>
+          </w:p>
+        </w:tc>
+      </w:tr>
+      <w:tr>
+        <w:trPr>
+          <w:cantSplit/>
+        </w:trPr>
+        <w:tc>
+          <w:tcPr>
+            <w:tcW w:w="1752" w:type="dxa"/>
+            <w:vAlign w:val="top"/>
+          </w:tcPr>
+          <w:p>
+            <w:pPr>
+              <w:pStyle w:val="TableText"/>
+              <w:jc w:val="left"/>
+            </w:pPr>
+            <w:r>
+              <w:t xml:space="preserve">Erasure</w:t>
+            </w:r>
+          </w:p>
+        </w:tc>
+        <w:tc>
+          <w:tcPr>
+            <w:tcW w:w="7275" w:type="dxa"/>
+            <w:vAlign w:val="top"/>
+          </w:tcPr>
+          <w:p>
+            <w:pPr>
+              <w:pStyle w:val="TableText"/>
+              <w:jc w:val="left"/>
+            </w:pPr>
+            <w:r>
+              <w:t xml:space="preserve">Needs a reason of at least five characters and the vehicle plate typed again to confirm. Personal data is anonymised, not deleted, so legally required records stay but are no longer linked to a person (TGP-ARC-03 Data Architecture lists what is cleared).</w:t>
+            </w:r>
+          </w:p>
+        </w:tc>
+      </w:tr>
+      <w:tr>
+        <w:trPr>
+          <w:cantSplit/>
+        </w:trPr>
+        <w:tc>
+          <w:tcPr>
+            <w:tcW w:w="1752" w:type="dxa"/>
+            <w:shd w:val="clear" w:color="auto" w:fill="F4F7FB"/>
+            <w:vAlign w:val="top"/>
+          </w:tcPr>
+          <w:p>
+            <w:pPr>
+              <w:pStyle w:val="TableText"/>
+              <w:jc w:val="left"/>
+            </w:pPr>
+            <w:r>
+              <w:t xml:space="preserve">Policy in force</w:t>
+            </w:r>
+          </w:p>
+        </w:tc>
+        <w:tc>
+          <w:tcPr>
+            <w:tcW w:w="7275" w:type="dxa"/>
+            <w:shd w:val="clear" w:color="auto" w:fill="F4F7FB"/>
+            <w:vAlign w:val="top"/>
+          </w:tcPr>
+          <w:p>
+            <w:pPr>
+              <w:pStyle w:val="TableText"/>
+              <w:jc w:val="left"/>
+            </w:pPr>
+            <w:r>
+              <w:t xml:space="preserve">Erasure is refused while the customer has a policy in force, because the policy must be kept by law. The request is closed as refused, with the reason and the policy end date in business language.</w:t>
+            </w:r>
+          </w:p>
+        </w:tc>
+      </w:tr>
+      <w:tr>
+        <w:trPr>
+          <w:cantSplit/>
+        </w:trPr>
+        <w:tc>
+          <w:tcPr>
+            <w:tcW w:w="1752" w:type="dxa"/>
+            <w:vAlign w:val="top"/>
+          </w:tcPr>
+          <w:p>
+            <w:pPr>
+              <w:pStyle w:val="TableText"/>
+              <w:jc w:val="left"/>
+            </w:pPr>
+            <w:r>
+              <w:t xml:space="preserve">Other refusals</w:t>
+            </w:r>
+          </w:p>
+        </w:tc>
+        <w:tc>
+          <w:tcPr>
+            <w:tcW w:w="7275" w:type="dxa"/>
+            <w:vAlign w:val="top"/>
+          </w:tcPr>
+          <w:p>
+            <w:pPr>
+              <w:pStyle w:val="TableText"/>
+              <w:jc w:val="left"/>
+            </w:pPr>
+            <w:r>
+              <w:t xml:space="preserve">The officer can refuse with a written reason, for example when identity cannot be verified.</w:t>
+            </w:r>
+          </w:p>
+        </w:tc>
+      </w:tr>
+      <w:tr>
+        <w:trPr>
+          <w:cantSplit/>
+        </w:trPr>
+        <w:tc>
+          <w:tcPr>
+            <w:tcW w:w="1752" w:type="dxa"/>
+            <w:shd w:val="clear" w:color="auto" w:fill="F4F7FB"/>
+            <w:noWrap/>
+            <w:vAlign w:val="top"/>
+          </w:tcPr>
+          <w:p>
+            <w:pPr>
+              <w:pStyle w:val="TableText"/>
+              <w:jc w:val="left"/>
+            </w:pPr>
+            <w:r>
+              <w:t xml:space="preserve">Self-service</w:t>
+            </w:r>
+          </w:p>
+        </w:tc>
+        <w:tc>
+          <w:tcPr>
+            <w:tcW w:w="7275" w:type="dxa"/>
+            <w:shd w:val="clear" w:color="auto" w:fill="F4F7FB"/>
+            <w:vAlign w:val="top"/>
+          </w:tcPr>
+          <w:p>
+            <w:pPr>
+              <w:pStyle w:val="TableText"/>
+              <w:jc w:val="left"/>
+            </w:pPr>
+            <w:r>
+              <w:t xml:space="preserve">A customer’s own</w:t>
+            </w:r>
+            <w:r>
+              <w:t xml:space="preserve"> </w:t>
+            </w:r>
+            <w:r>
+              <w:t xml:space="preserve">“</w:t>
+            </w:r>
+            <w:r>
+              <w:t xml:space="preserve">download my data</w:t>
+            </w:r>
+            <w:r>
+              <w:t xml:space="preserve">”</w:t>
+            </w:r>
+            <w:r>
+              <w:t xml:space="preserve"> </w:t>
+            </w:r>
+            <w:r>
+              <w:t xml:space="preserve">in the app is recorded as a completed access request on the app channel, verified by the signed-in session.</w:t>
+            </w:r>
+          </w:p>
+        </w:tc>
+      </w:tr>
+    </w:tbl>
+    <w:p>
+      <w:pPr>
+        <w:pStyle w:val="Heading2"/>
+      </w:pPr>
+      <w:bookmarkStart w:id="27" w:name="_Toc300000023"/>
+      <w:r>
+        <w:t xml:space="preserve">Monitoring and audit</w:t>
+      </w:r>
+      <w:bookmarkEnd w:id="27"/>
+    </w:p>
+    <w:p>
+      <w:pPr>
+        <w:pStyle w:val="FirstParagraph"/>
+      </w:pPr>
+      <w:r>
+        <w:t xml:space="preserve">The register shows four figures: open requests, requests due within 24 hours, overdue requests and requests completed in the last 30 days. Each request keeps a timeline of its status changes with the time and the officer. Every action is written to the hash-chained audit trail: viewing the register, logging, viewing a request, starting it, verifying identity, completing and refusing. The register holds a masked name and the plate only, and its free-text note is encrypted at rest. All register routes (</w:t>
+      </w:r>
+      <w:r>
+        <w:rPr>
+          <w:rStyle w:val="CodeChar"/>
+        </w:rPr>
+        <w:t xml:space="preserve">/api/dsar</w:t>
+      </w:r>
+      <w:r>
+        <w:t xml:space="preserve"> </w:t>
+      </w:r>
+      <w:r>
+        <w:t xml:space="preserve">and its sub-paths) need the</w:t>
+      </w:r>
+      <w:r>
+        <w:t xml:space="preserve"> </w:t>
+      </w:r>
+      <w:r>
+        <w:rPr>
+          <w:rStyle w:val="CodeChar"/>
+        </w:rPr>
+        <w:t xml:space="preserve">dsar:manage</w:t>
+      </w:r>
+      <w:r>
+        <w:t xml:space="preserve"> </w:t>
+      </w:r>
+      <w:r>
+        <w:t xml:space="preserve">permission, held only by the compliance officer.</w:t>
+      </w:r>
+    </w:p>
+    <w:p>
+      <w:pPr>
+        <w:pStyle w:val="Heading1"/>
+        <w:numPr>
+          <w:ilvl w:val="0"/>
+          <w:numId w:val="1"/>
+        </w:numPr>
+        <w:tabs>
+          <w:tab w:val="num" w:pos="600"/>
+        </w:tabs>
+        <w:spacing w:before="360" w:after="160"/>
+        <w:ind w:left="0" w:firstLine="0"/>
+        <w:rPr>
+          <w:rStyle w:val="BookTitle"/>
+          <w:b w:val="0"/>
+          <w:bCs w:val="0"/>
+          <w:i w:val="0"/>
+          <w:iCs w:val="0"/>
+          <w:spacing w:val="0"/>
+        </w:rPr>
+      </w:pPr>
+      <w:bookmarkStart w:id="28" w:name="_Toc300000024"/>
+      <w:r>
+        <w:rPr>
+          <w:rStyle w:val="BookTitle"/>
+          <w:bCs w:val="0"/>
+          <w:i w:val="0"/>
+          <w:iCs w:val="0"/>
+          <w:spacing w:val="0"/>
+        </w:rPr>
+        <w:t xml:space="preserve">Application security</w:t>
+      </w:r>
+      <w:bookmarkEnd w:id="28"/>
+    </w:p>
+    <w:p>
+      <w:pPr>
+        <w:pStyle w:val="Heading2"/>
+      </w:pPr>
+      <w:bookmarkStart w:id="29" w:name="_Toc300000025"/>
+      <w:r>
         <w:t xml:space="preserve">Input, data access and output</w:t>
       </w:r>
-      <w:bookmarkEnd w:id="26"/>
+      <w:bookmarkEnd w:id="29"/>
     </w:p>
     <w:p>
       <w:pPr>
@@ -12232,11 +13203,11 @@
       <w:pPr>
         <w:pStyle w:val="Heading2"/>
       </w:pPr>
-      <w:bookmarkStart w:id="27" w:name="_Toc300000023"/>
+      <w:bookmarkStart w:id="30" w:name="_Toc300000026"/>
       <w:r>
         <w:t xml:space="preserve">OWASP Top 10 (2021)</w:t>
       </w:r>
-      <w:bookmarkEnd w:id="27"/>
+      <w:bookmarkEnd w:id="30"/>
     </w:p>
     <w:tbl>
       <w:tblPr>
@@ -13025,11 +13996,11 @@
       <w:pPr>
         <w:pStyle w:val="Heading2"/>
       </w:pPr>
-      <w:bookmarkStart w:id="28" w:name="_Toc300000024"/>
+      <w:bookmarkStart w:id="31" w:name="_Toc300000027"/>
       <w:r>
         <w:t xml:space="preserve">OWASP ASVS Level 2 summary</w:t>
       </w:r>
-      <w:bookmarkEnd w:id="28"/>
+      <w:bookmarkEnd w:id="31"/>
     </w:p>
     <w:tbl>
       <w:tblPr>
@@ -13054,10 +14025,10 @@
         <w:tblLook w:val="04A0" w:firstRow="1" w:lastRow="0" w:firstColumn="0" w:lastColumn="0" w:noHBand="0" w:noVBand="1"/>
       </w:tblPr>
       <w:tblGrid>
-        <w:gridCol w:w="1974"/>
+        <w:gridCol w:w="1971"/>
         <w:gridCol w:w="1892"/>
-        <w:gridCol w:w="2734"/>
-        <w:gridCol w:w="2427"/>
+        <w:gridCol w:w="2742"/>
+        <w:gridCol w:w="2422"/>
       </w:tblGrid>
       <w:tr>
         <w:trPr>
@@ -13066,7 +14037,7 @@
         </w:trPr>
         <w:tc>
           <w:tcPr>
-            <w:tcW w:w="1974" w:type="dxa"/>
+            <w:tcW w:w="1971" w:type="dxa"/>
             <w:shd w:val="clear" w:color="auto" w:fill="0F4761"/>
             <w:vAlign w:val="center"/>
           </w:tcPr>
@@ -13104,7 +14075,7 @@
         </w:tc>
         <w:tc>
           <w:tcPr>
-            <w:tcW w:w="2734" w:type="dxa"/>
+            <w:tcW w:w="2742" w:type="dxa"/>
             <w:shd w:val="clear" w:color="auto" w:fill="0F4761"/>
             <w:vAlign w:val="center"/>
           </w:tcPr>
@@ -13123,7 +14094,7 @@
         </w:tc>
         <w:tc>
           <w:tcPr>
-            <w:tcW w:w="2427" w:type="dxa"/>
+            <w:tcW w:w="2422" w:type="dxa"/>
             <w:shd w:val="clear" w:color="auto" w:fill="0F4761"/>
             <w:vAlign w:val="center"/>
           </w:tcPr>
@@ -13147,7 +14118,7 @@
         </w:trPr>
         <w:tc>
           <w:tcPr>
-            <w:tcW w:w="1974" w:type="dxa"/>
+            <w:tcW w:w="1971" w:type="dxa"/>
             <w:vAlign w:val="top"/>
           </w:tcPr>
           <w:p>
@@ -13177,7 +14148,7 @@
         </w:tc>
         <w:tc>
           <w:tcPr>
-            <w:tcW w:w="2734" w:type="dxa"/>
+            <w:tcW w:w="2742" w:type="dxa"/>
             <w:vAlign w:val="top"/>
           </w:tcPr>
           <w:p>
@@ -13192,7 +14163,7 @@
         </w:tc>
         <w:tc>
           <w:tcPr>
-            <w:tcW w:w="2427" w:type="dxa"/>
+            <w:tcW w:w="2422" w:type="dxa"/>
             <w:vAlign w:val="top"/>
           </w:tcPr>
           <w:p>
@@ -13212,7 +14183,7 @@
         </w:trPr>
         <w:tc>
           <w:tcPr>
-            <w:tcW w:w="1974" w:type="dxa"/>
+            <w:tcW w:w="1971" w:type="dxa"/>
             <w:shd w:val="clear" w:color="auto" w:fill="F4F7FB"/>
             <w:vAlign w:val="top"/>
           </w:tcPr>
@@ -13244,7 +14215,7 @@
         </w:tc>
         <w:tc>
           <w:tcPr>
-            <w:tcW w:w="2734" w:type="dxa"/>
+            <w:tcW w:w="2742" w:type="dxa"/>
             <w:shd w:val="clear" w:color="auto" w:fill="F4F7FB"/>
             <w:vAlign w:val="top"/>
           </w:tcPr>
@@ -13260,7 +14231,7 @@
         </w:tc>
         <w:tc>
           <w:tcPr>
-            <w:tcW w:w="2427" w:type="dxa"/>
+            <w:tcW w:w="2422" w:type="dxa"/>
             <w:shd w:val="clear" w:color="auto" w:fill="F4F7FB"/>
             <w:vAlign w:val="top"/>
           </w:tcPr>
@@ -13281,7 +14252,7 @@
         </w:trPr>
         <w:tc>
           <w:tcPr>
-            <w:tcW w:w="1974" w:type="dxa"/>
+            <w:tcW w:w="1971" w:type="dxa"/>
             <w:vAlign w:val="top"/>
           </w:tcPr>
           <w:p>
@@ -13311,7 +14282,7 @@
         </w:tc>
         <w:tc>
           <w:tcPr>
-            <w:tcW w:w="2734" w:type="dxa"/>
+            <w:tcW w:w="2742" w:type="dxa"/>
             <w:vAlign w:val="top"/>
           </w:tcPr>
           <w:p>
@@ -13326,7 +14297,7 @@
         </w:tc>
         <w:tc>
           <w:tcPr>
-            <w:tcW w:w="2427" w:type="dxa"/>
+            <w:tcW w:w="2422" w:type="dxa"/>
             <w:vAlign w:val="top"/>
           </w:tcPr>
           <w:p>
@@ -13346,7 +14317,7 @@
         </w:trPr>
         <w:tc>
           <w:tcPr>
-            <w:tcW w:w="1974" w:type="dxa"/>
+            <w:tcW w:w="1971" w:type="dxa"/>
             <w:shd w:val="clear" w:color="auto" w:fill="F4F7FB"/>
             <w:vAlign w:val="top"/>
           </w:tcPr>
@@ -13378,7 +14349,7 @@
         </w:tc>
         <w:tc>
           <w:tcPr>
-            <w:tcW w:w="2734" w:type="dxa"/>
+            <w:tcW w:w="2742" w:type="dxa"/>
             <w:shd w:val="clear" w:color="auto" w:fill="F4F7FB"/>
             <w:vAlign w:val="top"/>
           </w:tcPr>
@@ -13394,7 +14365,7 @@
         </w:tc>
         <w:tc>
           <w:tcPr>
-            <w:tcW w:w="2427" w:type="dxa"/>
+            <w:tcW w:w="2422" w:type="dxa"/>
             <w:shd w:val="clear" w:color="auto" w:fill="F4F7FB"/>
             <w:vAlign w:val="top"/>
           </w:tcPr>
@@ -13415,7 +14386,7 @@
         </w:trPr>
         <w:tc>
           <w:tcPr>
-            <w:tcW w:w="1974" w:type="dxa"/>
+            <w:tcW w:w="1971" w:type="dxa"/>
             <w:vAlign w:val="top"/>
           </w:tcPr>
           <w:p>
@@ -13445,7 +14416,7 @@
         </w:tc>
         <w:tc>
           <w:tcPr>
-            <w:tcW w:w="2734" w:type="dxa"/>
+            <w:tcW w:w="2742" w:type="dxa"/>
             <w:vAlign w:val="top"/>
           </w:tcPr>
           <w:p>
@@ -13460,7 +14431,7 @@
         </w:tc>
         <w:tc>
           <w:tcPr>
-            <w:tcW w:w="2427" w:type="dxa"/>
+            <w:tcW w:w="2422" w:type="dxa"/>
             <w:noWrap/>
             <w:vAlign w:val="top"/>
           </w:tcPr>
@@ -13481,7 +14452,7 @@
         </w:trPr>
         <w:tc>
           <w:tcPr>
-            <w:tcW w:w="1974" w:type="dxa"/>
+            <w:tcW w:w="1971" w:type="dxa"/>
             <w:shd w:val="clear" w:color="auto" w:fill="F4F7FB"/>
             <w:vAlign w:val="top"/>
           </w:tcPr>
@@ -13513,7 +14484,7 @@
         </w:tc>
         <w:tc>
           <w:tcPr>
-            <w:tcW w:w="2734" w:type="dxa"/>
+            <w:tcW w:w="2742" w:type="dxa"/>
             <w:shd w:val="clear" w:color="auto" w:fill="F4F7FB"/>
             <w:vAlign w:val="top"/>
           </w:tcPr>
@@ -13529,7 +14500,7 @@
         </w:tc>
         <w:tc>
           <w:tcPr>
-            <w:tcW w:w="2427" w:type="dxa"/>
+            <w:tcW w:w="2422" w:type="dxa"/>
             <w:shd w:val="clear" w:color="auto" w:fill="F4F7FB"/>
             <w:vAlign w:val="top"/>
           </w:tcPr>
@@ -13550,7 +14521,7 @@
         </w:trPr>
         <w:tc>
           <w:tcPr>
-            <w:tcW w:w="1974" w:type="dxa"/>
+            <w:tcW w:w="1971" w:type="dxa"/>
             <w:vAlign w:val="top"/>
           </w:tcPr>
           <w:p>
@@ -13580,7 +14551,7 @@
         </w:tc>
         <w:tc>
           <w:tcPr>
-            <w:tcW w:w="2734" w:type="dxa"/>
+            <w:tcW w:w="2742" w:type="dxa"/>
             <w:vAlign w:val="top"/>
           </w:tcPr>
           <w:p>
@@ -13595,7 +14566,7 @@
         </w:tc>
         <w:tc>
           <w:tcPr>
-            <w:tcW w:w="2427" w:type="dxa"/>
+            <w:tcW w:w="2422" w:type="dxa"/>
             <w:vAlign w:val="top"/>
           </w:tcPr>
           <w:p>
@@ -13615,7 +14586,7 @@
         </w:trPr>
         <w:tc>
           <w:tcPr>
-            <w:tcW w:w="1974" w:type="dxa"/>
+            <w:tcW w:w="1971" w:type="dxa"/>
             <w:shd w:val="clear" w:color="auto" w:fill="F4F7FB"/>
             <w:vAlign w:val="top"/>
           </w:tcPr>
@@ -13647,23 +14618,23 @@
         </w:tc>
         <w:tc>
           <w:tcPr>
-            <w:tcW w:w="2734" w:type="dxa"/>
-            <w:shd w:val="clear" w:color="auto" w:fill="F4F7FB"/>
-            <w:vAlign w:val="top"/>
-          </w:tcPr>
-          <w:p>
-            <w:pPr>
-              <w:pStyle w:val="TableText"/>
-              <w:jc w:val="left"/>
-            </w:pPr>
-            <w:r>
-              <w:t xml:space="preserve">Field encryption; masking; no-store; DSAR export and erasure; retention rules</w:t>
-            </w:r>
-          </w:p>
-        </w:tc>
-        <w:tc>
-          <w:tcPr>
-            <w:tcW w:w="2427" w:type="dxa"/>
+            <w:tcW w:w="2742" w:type="dxa"/>
+            <w:shd w:val="clear" w:color="auto" w:fill="F4F7FB"/>
+            <w:vAlign w:val="top"/>
+          </w:tcPr>
+          <w:p>
+            <w:pPr>
+              <w:pStyle w:val="TableText"/>
+              <w:jc w:val="left"/>
+            </w:pPr>
+            <w:r>
+              <w:t xml:space="preserve">Field encryption; masking; no-store; data-subject request register with verified export and erasure; retention rules</w:t>
+            </w:r>
+          </w:p>
+        </w:tc>
+        <w:tc>
+          <w:tcPr>
+            <w:tcW w:w="2422" w:type="dxa"/>
             <w:shd w:val="clear" w:color="auto" w:fill="F4F7FB"/>
             <w:vAlign w:val="top"/>
           </w:tcPr>
@@ -13684,7 +14655,7 @@
         </w:trPr>
         <w:tc>
           <w:tcPr>
-            <w:tcW w:w="1974" w:type="dxa"/>
+            <w:tcW w:w="1971" w:type="dxa"/>
             <w:vAlign w:val="top"/>
           </w:tcPr>
           <w:p>
@@ -13714,7 +14685,7 @@
         </w:tc>
         <w:tc>
           <w:tcPr>
-            <w:tcW w:w="2734" w:type="dxa"/>
+            <w:tcW w:w="2742" w:type="dxa"/>
             <w:vAlign w:val="top"/>
           </w:tcPr>
           <w:p>
@@ -13729,7 +14700,7 @@
         </w:tc>
         <w:tc>
           <w:tcPr>
-            <w:tcW w:w="2427" w:type="dxa"/>
+            <w:tcW w:w="2422" w:type="dxa"/>
             <w:vAlign w:val="top"/>
           </w:tcPr>
           <w:p>
@@ -13749,7 +14720,7 @@
         </w:trPr>
         <w:tc>
           <w:tcPr>
-            <w:tcW w:w="1974" w:type="dxa"/>
+            <w:tcW w:w="1971" w:type="dxa"/>
             <w:shd w:val="clear" w:color="auto" w:fill="F4F7FB"/>
             <w:vAlign w:val="top"/>
           </w:tcPr>
@@ -13781,7 +14752,7 @@
         </w:tc>
         <w:tc>
           <w:tcPr>
-            <w:tcW w:w="2734" w:type="dxa"/>
+            <w:tcW w:w="2742" w:type="dxa"/>
             <w:shd w:val="clear" w:color="auto" w:fill="F4F7FB"/>
             <w:vAlign w:val="top"/>
           </w:tcPr>
@@ -13797,7 +14768,7 @@
         </w:tc>
         <w:tc>
           <w:tcPr>
-            <w:tcW w:w="2427" w:type="dxa"/>
+            <w:tcW w:w="2422" w:type="dxa"/>
             <w:shd w:val="clear" w:color="auto" w:fill="F4F7FB"/>
             <w:vAlign w:val="top"/>
           </w:tcPr>
@@ -13818,7 +14789,7 @@
         </w:trPr>
         <w:tc>
           <w:tcPr>
-            <w:tcW w:w="1974" w:type="dxa"/>
+            <w:tcW w:w="1971" w:type="dxa"/>
             <w:vAlign w:val="top"/>
           </w:tcPr>
           <w:p>
@@ -13848,7 +14819,7 @@
         </w:tc>
         <w:tc>
           <w:tcPr>
-            <w:tcW w:w="2734" w:type="dxa"/>
+            <w:tcW w:w="2742" w:type="dxa"/>
             <w:vAlign w:val="top"/>
           </w:tcPr>
           <w:p>
@@ -13863,7 +14834,7 @@
         </w:tc>
         <w:tc>
           <w:tcPr>
-            <w:tcW w:w="2427" w:type="dxa"/>
+            <w:tcW w:w="2422" w:type="dxa"/>
             <w:noWrap/>
             <w:vAlign w:val="top"/>
           </w:tcPr>
@@ -13884,7 +14855,7 @@
         </w:trPr>
         <w:tc>
           <w:tcPr>
-            <w:tcW w:w="1974" w:type="dxa"/>
+            <w:tcW w:w="1971" w:type="dxa"/>
             <w:shd w:val="clear" w:color="auto" w:fill="F4F7FB"/>
             <w:vAlign w:val="top"/>
           </w:tcPr>
@@ -13916,7 +14887,7 @@
         </w:tc>
         <w:tc>
           <w:tcPr>
-            <w:tcW w:w="2734" w:type="dxa"/>
+            <w:tcW w:w="2742" w:type="dxa"/>
             <w:shd w:val="clear" w:color="auto" w:fill="F4F7FB"/>
             <w:vAlign w:val="top"/>
           </w:tcPr>
@@ -13932,7 +14903,7 @@
         </w:tc>
         <w:tc>
           <w:tcPr>
-            <w:tcW w:w="2427" w:type="dxa"/>
+            <w:tcW w:w="2422" w:type="dxa"/>
             <w:shd w:val="clear" w:color="auto" w:fill="F4F7FB"/>
             <w:vAlign w:val="top"/>
           </w:tcPr>
@@ -13953,7 +14924,7 @@
         </w:trPr>
         <w:tc>
           <w:tcPr>
-            <w:tcW w:w="1974" w:type="dxa"/>
+            <w:tcW w:w="1971" w:type="dxa"/>
             <w:vAlign w:val="top"/>
           </w:tcPr>
           <w:p>
@@ -13983,7 +14954,7 @@
         </w:tc>
         <w:tc>
           <w:tcPr>
-            <w:tcW w:w="2734" w:type="dxa"/>
+            <w:tcW w:w="2742" w:type="dxa"/>
             <w:vAlign w:val="top"/>
           </w:tcPr>
           <w:p>
@@ -13998,7 +14969,7 @@
         </w:tc>
         <w:tc>
           <w:tcPr>
-            <w:tcW w:w="2427" w:type="dxa"/>
+            <w:tcW w:w="2422" w:type="dxa"/>
             <w:vAlign w:val="top"/>
           </w:tcPr>
           <w:p>
@@ -14018,7 +14989,7 @@
         </w:trPr>
         <w:tc>
           <w:tcPr>
-            <w:tcW w:w="1974" w:type="dxa"/>
+            <w:tcW w:w="1971" w:type="dxa"/>
             <w:shd w:val="clear" w:color="auto" w:fill="F4F7FB"/>
             <w:vAlign w:val="top"/>
           </w:tcPr>
@@ -14050,7 +15021,7 @@
         </w:tc>
         <w:tc>
           <w:tcPr>
-            <w:tcW w:w="2734" w:type="dxa"/>
+            <w:tcW w:w="2742" w:type="dxa"/>
             <w:shd w:val="clear" w:color="auto" w:fill="F4F7FB"/>
             <w:vAlign w:val="top"/>
           </w:tcPr>
@@ -14066,7 +15037,7 @@
         </w:tc>
         <w:tc>
           <w:tcPr>
-            <w:tcW w:w="2427" w:type="dxa"/>
+            <w:tcW w:w="2422" w:type="dxa"/>
             <w:shd w:val="clear" w:color="auto" w:fill="F4F7FB"/>
             <w:vAlign w:val="top"/>
           </w:tcPr>
@@ -14103,7 +15074,7 @@
           <w:spacing w:val="0"/>
         </w:rPr>
       </w:pPr>
-      <w:bookmarkStart w:id="29" w:name="_Toc300000025"/>
+      <w:bookmarkStart w:id="32" w:name="_Toc300000028"/>
       <w:r>
         <w:rPr>
           <w:rStyle w:val="BookTitle"/>
@@ -14114,7 +15085,7 @@
         </w:rPr>
         <w:t xml:space="preserve">Security logging, monitoring and audit</w:t>
       </w:r>
-      <w:bookmarkEnd w:id="29"/>
+      <w:bookmarkEnd w:id="32"/>
     </w:p>
     <w:p>
       <w:pPr>
@@ -14169,7 +15140,19 @@
         </w:numPr>
       </w:pPr>
       <w:r>
-        <w:t xml:space="preserve">data loads, profile views (with whether personal data was visible), corrections, consent changes, data subject exports and erasures, data quality resolutions;</w:t>
+        <w:t xml:space="preserve">data loads, profile views (with whether personal data was visible), corrections, consent changes, data quality resolutions;</w:t>
+      </w:r>
+    </w:p>
+    <w:p>
+      <w:pPr>
+        <w:pStyle w:val="Compact"/>
+        <w:numPr>
+          <w:ilvl w:val="0"/>
+          <w:numId w:val="1002"/>
+        </w:numPr>
+      </w:pPr>
+      <w:r>
+        <w:t xml:space="preserve">data-subject requests: register views, requests logged, viewed, started, identity verified, completed (export or erasure) and refused;</w:t>
       </w:r>
     </w:p>
     <w:p>
@@ -14225,7 +15208,7 @@
           <w:spacing w:val="0"/>
         </w:rPr>
       </w:pPr>
-      <w:bookmarkStart w:id="30" w:name="_Toc300000026"/>
+      <w:bookmarkStart w:id="33" w:name="_Toc300000029"/>
       <w:r>
         <w:rPr>
           <w:rStyle w:val="BookTitle"/>
@@ -14236,7 +15219,7 @@
         </w:rPr>
         <w:t xml:space="preserve">Secure delivery pipeline</w:t>
       </w:r>
-      <w:bookmarkEnd w:id="30"/>
+      <w:bookmarkEnd w:id="33"/>
     </w:p>
     <w:tbl>
       <w:tblPr>
@@ -14909,7 +15892,7 @@
         <w:spacing w:before="160"/>
       </w:pPr>
       <w:r>
-        <w:t xml:space="preserve">The latest recorded run, on 08/10/2026, executed 255 tests: 252 passed, none failed and 3 are marked to-do (manual or roadmap scenarios). Coverage was 99.41% of lines, 88.25% of branches and 97.12% of functions, and ESLint reported no errors. The PostgreSQL suite of 8 tests runs separately. Results are recorded in the test cases and results workbook (TGP-QA-02 Test Case Catalogue). Changes to cryptography, the HTTP pipeline, security configuration and migrations require a security reviewer; a code-owners file will enforce this.</w:t>
+        <w:t xml:space="preserve">The latest recorded run, on 08/10/2026, executed 271 tests: 268 passed, none failed and 3 are marked to-do (manual or roadmap scenarios). Line coverage is above 99%, and ESLint reported no errors; the exact coverage figures are in TGP-QA-01 Test Strategy. The PostgreSQL suite of 8 tests runs separately. Results are recorded in the test cases and results workbook (TGP-QA-02 Test Case Catalogue). Changes to cryptography, the HTTP pipeline, security configuration and migrations require a security reviewer; a code-owners file will enforce this.</w:t>
       </w:r>
     </w:p>
     <w:p>
@@ -14950,7 +15933,7 @@
           <w:spacing w:val="0"/>
         </w:rPr>
       </w:pPr>
-      <w:bookmarkStart w:id="31" w:name="_Toc300000027"/>
+      <w:bookmarkStart w:id="34" w:name="_Toc300000030"/>
       <w:r>
         <w:rPr>
           <w:rStyle w:val="BookTitle"/>
@@ -14961,7 +15944,7 @@
         </w:rPr>
         <w:t xml:space="preserve">Security controls and residual risks</w:t>
       </w:r>
-      <w:bookmarkEnd w:id="31"/>
+      <w:bookmarkEnd w:id="34"/>
     </w:p>
     <w:p>
       <w:pPr>
@@ -16555,7 +17538,7 @@
           <w:spacing w:val="0"/>
         </w:rPr>
       </w:pPr>
-      <w:bookmarkStart w:id="32" w:name="_Toc300000028"/>
+      <w:bookmarkStart w:id="35" w:name="_Toc300000031"/>
       <w:r>
         <w:rPr>
           <w:rStyle w:val="BookTitle"/>
@@ -16566,7 +17549,7 @@
         </w:rPr>
         <w:t xml:space="preserve">Penetration test readiness</w:t>
       </w:r>
-      <w:bookmarkEnd w:id="32"/>
+      <w:bookmarkEnd w:id="35"/>
     </w:p>
     <w:p>
       <w:pPr>
@@ -16705,7 +17688,7 @@
           <w:spacing w:val="0"/>
         </w:rPr>
       </w:pPr>
-      <w:bookmarkStart w:id="33" w:name="_Toc300000029"/>
+      <w:bookmarkStart w:id="36" w:name="_Toc300000032"/>
       <w:r>
         <w:rPr>
           <w:rStyle w:val="BookTitle"/>
@@ -16716,7 +17699,7 @@
         </w:rPr>
         <w:t xml:space="preserve">Security incident response</w:t>
       </w:r>
-      <w:bookmarkEnd w:id="33"/>
+      <w:bookmarkEnd w:id="36"/>
     </w:p>
     <w:p>
       <w:pPr>
@@ -16735,18 +17718,18 @@
           <wp:inline>
             <wp:extent cx="5727700" cy="2051557"/>
             <wp:effectExtent b="0" l="0" r="0" t="0"/>
-            <wp:docPr descr="Security incident response steps" title="" id="5003" name="Picture"/>
+            <wp:docPr descr="Security incident response steps" title="" id="5004" name="Picture"/>
             <a:graphic>
               <a:graphicData uri="http://schemas.openxmlformats.org/drawingml/2006/picture">
                 <pic:pic>
                   <pic:nvPicPr>
-                    <pic:cNvPr descr="/tmp/claude-0/-home-user-TASCO/19e5534d-12b5-5956-9b60-3e77efde0f49/scratchpad/gen/.cache/mermaid/254a0ba5b2d06c68.png" id="51" name="Picture"/>
+                    <pic:cNvPr descr="/home/user/TASCO/tools/docs-source/gen/.cache/mermaid/254a0ba5b2d06c68.png" id="57" name="Picture"/>
                     <pic:cNvPicPr>
                       <a:picLocks noChangeArrowheads="1" noChangeAspect="1"/>
                     </pic:cNvPicPr>
                   </pic:nvPicPr>
                   <pic:blipFill>
-                    <a:blip r:embed="rIdG2"/>
+                    <a:blip r:embed="rIdG3"/>
                     <a:stretch>
                       <a:fillRect/>
                     </a:stretch>
@@ -16778,7 +17761,7 @@
         <w:pStyle w:val="Caption"/>
       </w:pPr>
       <w:r>
-        <w:t xml:space="preserve">Figure 2 – Security incident response steps</w:t>
+        <w:t xml:space="preserve">Figure 3 – Security incident response steps</w:t>
       </w:r>
     </w:p>
     <w:tbl>
@@ -16804,8 +17787,8 @@
         <w:tblLook w:val="04A0" w:firstRow="1" w:lastRow="0" w:firstColumn="0" w:lastColumn="0" w:noHBand="0" w:noVBand="1"/>
       </w:tblPr>
       <w:tblGrid>
-        <w:gridCol w:w="1827"/>
-        <w:gridCol w:w="7200"/>
+        <w:gridCol w:w="1822"/>
+        <w:gridCol w:w="7205"/>
       </w:tblGrid>
       <w:tr>
         <w:trPr>
@@ -16814,7 +17797,7 @@
         </w:trPr>
         <w:tc>
           <w:tcPr>
-            <w:tcW w:w="1827" w:type="dxa"/>
+            <w:tcW w:w="1822" w:type="dxa"/>
             <w:shd w:val="clear" w:color="auto" w:fill="0F4761"/>
             <w:vAlign w:val="center"/>
           </w:tcPr>
@@ -16833,7 +17816,7 @@
         </w:tc>
         <w:tc>
           <w:tcPr>
-            <w:tcW w:w="7200" w:type="dxa"/>
+            <w:tcW w:w="7205" w:type="dxa"/>
             <w:shd w:val="clear" w:color="auto" w:fill="0F4761"/>
             <w:vAlign w:val="center"/>
           </w:tcPr>
@@ -16857,7 +17840,7 @@
         </w:trPr>
         <w:tc>
           <w:tcPr>
-            <w:tcW w:w="1827" w:type="dxa"/>
+            <w:tcW w:w="1822" w:type="dxa"/>
             <w:vAlign w:val="top"/>
           </w:tcPr>
           <w:p>
@@ -16872,7 +17855,7 @@
         </w:tc>
         <w:tc>
           <w:tcPr>
-            <w:tcW w:w="7200" w:type="dxa"/>
+            <w:tcW w:w="7205" w:type="dxa"/>
             <w:vAlign w:val="top"/>
           </w:tcPr>
           <w:p>
@@ -16892,7 +17875,7 @@
         </w:trPr>
         <w:tc>
           <w:tcPr>
-            <w:tcW w:w="1827" w:type="dxa"/>
+            <w:tcW w:w="1822" w:type="dxa"/>
             <w:shd w:val="clear" w:color="auto" w:fill="F4F7FB"/>
             <w:vAlign w:val="top"/>
           </w:tcPr>
@@ -16908,7 +17891,7 @@
         </w:tc>
         <w:tc>
           <w:tcPr>
-            <w:tcW w:w="7200" w:type="dxa"/>
+            <w:tcW w:w="7205" w:type="dxa"/>
             <w:shd w:val="clear" w:color="auto" w:fill="F4F7FB"/>
             <w:vAlign w:val="top"/>
           </w:tcPr>
@@ -16929,7 +17912,7 @@
         </w:trPr>
         <w:tc>
           <w:tcPr>
-            <w:tcW w:w="1827" w:type="dxa"/>
+            <w:tcW w:w="1822" w:type="dxa"/>
             <w:vAlign w:val="top"/>
           </w:tcPr>
           <w:p>
@@ -16944,7 +17927,7 @@
         </w:tc>
         <w:tc>
           <w:tcPr>
-            <w:tcW w:w="7200" w:type="dxa"/>
+            <w:tcW w:w="7205" w:type="dxa"/>
             <w:vAlign w:val="top"/>
           </w:tcPr>
           <w:p>
@@ -16964,7 +17947,7 @@
         </w:trPr>
         <w:tc>
           <w:tcPr>
-            <w:tcW w:w="1827" w:type="dxa"/>
+            <w:tcW w:w="1822" w:type="dxa"/>
             <w:shd w:val="clear" w:color="auto" w:fill="F4F7FB"/>
             <w:vAlign w:val="top"/>
           </w:tcPr>
@@ -16980,7 +17963,7 @@
         </w:tc>
         <w:tc>
           <w:tcPr>
-            <w:tcW w:w="7200" w:type="dxa"/>
+            <w:tcW w:w="7205" w:type="dxa"/>
             <w:shd w:val="clear" w:color="auto" w:fill="F4F7FB"/>
             <w:vAlign w:val="top"/>
           </w:tcPr>
@@ -17001,7 +17984,7 @@
         </w:trPr>
         <w:tc>
           <w:tcPr>
-            <w:tcW w:w="1827" w:type="dxa"/>
+            <w:tcW w:w="1822" w:type="dxa"/>
             <w:vAlign w:val="top"/>
           </w:tcPr>
           <w:p>
@@ -17016,27 +17999,27 @@
         </w:tc>
         <w:tc>
           <w:tcPr>
-            <w:tcW w:w="7200" w:type="dxa"/>
-            <w:vAlign w:val="top"/>
-          </w:tcPr>
-          <w:p>
-            <w:pPr>
-              <w:pStyle w:val="TableText"/>
-              <w:jc w:val="left"/>
-            </w:pPr>
-            <w:r>
-              <w:t xml:space="preserve">Scope from the audit trail (profile views with personal data, data subject actions). Notify the competent authority within 72 hours of discovery and affected individuals where required, under Decree 13/2023/ND-CP and the 2025 law’s implementing rules (deadlines and channel to be confirmed by TASCO legal).</w:t>
-            </w:r>
-          </w:p>
-        </w:tc>
-      </w:tr>
-      <w:tr>
-        <w:trPr>
-          <w:cantSplit/>
-        </w:trPr>
-        <w:tc>
-          <w:tcPr>
-            <w:tcW w:w="1827" w:type="dxa"/>
+            <w:tcW w:w="7205" w:type="dxa"/>
+            <w:vAlign w:val="top"/>
+          </w:tcPr>
+          <w:p>
+            <w:pPr>
+              <w:pStyle w:val="TableText"/>
+              <w:jc w:val="left"/>
+            </w:pPr>
+            <w:r>
+              <w:t xml:space="preserve">Scope from the audit trail (profile views with personal data, data subject actions). Notify the competent authority within 72 hours of discovery and affected individuals where required, under Decree 13/2023/ND-CP and the Personal Data Protection Law 91/2025/QH15 with its implementing rules (deadlines and channel to be confirmed by TASCO legal).</w:t>
+            </w:r>
+          </w:p>
+        </w:tc>
+      </w:tr>
+      <w:tr>
+        <w:trPr>
+          <w:cantSplit/>
+        </w:trPr>
+        <w:tc>
+          <w:tcPr>
+            <w:tcW w:w="1822" w:type="dxa"/>
             <w:shd w:val="clear" w:color="auto" w:fill="F4F7FB"/>
             <w:vAlign w:val="top"/>
           </w:tcPr>
@@ -17052,7 +18035,7 @@
         </w:tc>
         <w:tc>
           <w:tcPr>
-            <w:tcW w:w="7200" w:type="dxa"/>
+            <w:tcW w:w="7205" w:type="dxa"/>
             <w:shd w:val="clear" w:color="auto" w:fill="F4F7FB"/>
             <w:vAlign w:val="top"/>
           </w:tcPr>
@@ -17073,7 +18056,7 @@
         </w:trPr>
         <w:tc>
           <w:tcPr>
-            <w:tcW w:w="1827" w:type="dxa"/>
+            <w:tcW w:w="1822" w:type="dxa"/>
             <w:vAlign w:val="top"/>
           </w:tcPr>
           <w:p>
@@ -17088,16 +18071,16 @@
         </w:tc>
         <w:tc>
           <w:tcPr>
-            <w:tcW w:w="7200" w:type="dxa"/>
-            <w:vAlign w:val="top"/>
-          </w:tcPr>
-          <w:p>
-            <w:pPr>
-              <w:pStyle w:val="TableText"/>
-              <w:jc w:val="left"/>
-            </w:pPr>
-            <w:r>
-              <w:t xml:space="preserve">Pre-approved customer statement that VETC never asks for one-time passwords or payment by phone</w:t>
+            <w:tcW w:w="7205" w:type="dxa"/>
+            <w:vAlign w:val="top"/>
+          </w:tcPr>
+          <w:p>
+            <w:pPr>
+              <w:pStyle w:val="TableText"/>
+              <w:jc w:val="left"/>
+            </w:pPr>
+            <w:r>
+              <w:t xml:space="preserve">Pre-approved customer statement that TASCO Insurance and VETC never ask for one-time passwords or payment by phone</w:t>
             </w:r>
           </w:p>
         </w:tc>
@@ -17124,7 +18107,7 @@
           <w:spacing w:val="0"/>
         </w:rPr>
       </w:pPr>
-      <w:bookmarkStart w:id="34" w:name="_Toc300000030"/>
+      <w:bookmarkStart w:id="37" w:name="_Toc300000033"/>
       <w:r>
         <w:rPr>
           <w:rStyle w:val="BookTitle"/>
@@ -17135,17 +18118,17 @@
         </w:rPr>
         <w:t xml:space="preserve">Appendix</w:t>
       </w:r>
-      <w:bookmarkEnd w:id="34"/>
+      <w:bookmarkEnd w:id="37"/>
     </w:p>
     <w:p>
       <w:pPr>
         <w:pStyle w:val="Heading2"/>
       </w:pPr>
-      <w:bookmarkStart w:id="35" w:name="_Toc300000031"/>
+      <w:bookmarkStart w:id="38" w:name="_Toc300000034"/>
       <w:r>
         <w:t xml:space="preserve">Regulatory references</w:t>
       </w:r>
-      <w:bookmarkEnd w:id="35"/>
+      <w:bookmarkEnd w:id="38"/>
     </w:p>
     <w:p>
       <w:pPr>
@@ -17178,8 +18161,8 @@
         <w:tblLook w:val="04A0" w:firstRow="1" w:lastRow="0" w:firstColumn="0" w:lastColumn="0" w:noHBand="0" w:noVBand="1"/>
       </w:tblPr>
       <w:tblGrid>
-        <w:gridCol w:w="3075"/>
-        <w:gridCol w:w="5952"/>
+        <w:gridCol w:w="3019"/>
+        <w:gridCol w:w="6008"/>
       </w:tblGrid>
       <w:tr>
         <w:trPr>
@@ -17188,7 +18171,7 @@
         </w:trPr>
         <w:tc>
           <w:tcPr>
-            <w:tcW w:w="3075" w:type="dxa"/>
+            <w:tcW w:w="3019" w:type="dxa"/>
             <w:shd w:val="clear" w:color="auto" w:fill="0F4761"/>
             <w:vAlign w:val="center"/>
           </w:tcPr>
@@ -17207,7 +18190,7 @@
         </w:tc>
         <w:tc>
           <w:tcPr>
-            <w:tcW w:w="5952" w:type="dxa"/>
+            <w:tcW w:w="6008" w:type="dxa"/>
             <w:shd w:val="clear" w:color="auto" w:fill="0F4761"/>
             <w:vAlign w:val="center"/>
           </w:tcPr>
@@ -17231,7 +18214,7 @@
         </w:trPr>
         <w:tc>
           <w:tcPr>
-            <w:tcW w:w="3075" w:type="dxa"/>
+            <w:tcW w:w="3019" w:type="dxa"/>
             <w:vAlign w:val="top"/>
           </w:tcPr>
           <w:p>
@@ -17246,27 +18229,27 @@
         </w:tc>
         <w:tc>
           <w:tcPr>
-            <w:tcW w:w="5952" w:type="dxa"/>
-            <w:vAlign w:val="top"/>
-          </w:tcPr>
-          <w:p>
-            <w:pPr>
-              <w:pStyle w:val="TableText"/>
-              <w:jc w:val="left"/>
-            </w:pPr>
-            <w:r>
-              <w:t xml:space="preserve">Decree 13/2023/ND-CP; Law on Personal Data Protection 2025 and its implementing decree</w:t>
-            </w:r>
-          </w:p>
-        </w:tc>
-      </w:tr>
-      <w:tr>
-        <w:trPr>
-          <w:cantSplit/>
-        </w:trPr>
-        <w:tc>
-          <w:tcPr>
-            <w:tcW w:w="3075" w:type="dxa"/>
+            <w:tcW w:w="6008" w:type="dxa"/>
+            <w:vAlign w:val="top"/>
+          </w:tcPr>
+          <w:p>
+            <w:pPr>
+              <w:pStyle w:val="TableText"/>
+              <w:jc w:val="left"/>
+            </w:pPr>
+            <w:r>
+              <w:t xml:space="preserve">Decree 13/2023/ND-CP; Personal Data Protection Law 91/2025/QH15 and its implementing decree</w:t>
+            </w:r>
+          </w:p>
+        </w:tc>
+      </w:tr>
+      <w:tr>
+        <w:trPr>
+          <w:cantSplit/>
+        </w:trPr>
+        <w:tc>
+          <w:tcPr>
+            <w:tcW w:w="3019" w:type="dxa"/>
             <w:shd w:val="clear" w:color="auto" w:fill="F4F7FB"/>
             <w:vAlign w:val="top"/>
           </w:tcPr>
@@ -17282,7 +18265,7 @@
         </w:tc>
         <w:tc>
           <w:tcPr>
-            <w:tcW w:w="5952" w:type="dxa"/>
+            <w:tcW w:w="6008" w:type="dxa"/>
             <w:shd w:val="clear" w:color="auto" w:fill="F4F7FB"/>
             <w:vAlign w:val="top"/>
           </w:tcPr>
@@ -17303,7 +18286,7 @@
         </w:trPr>
         <w:tc>
           <w:tcPr>
-            <w:tcW w:w="3075" w:type="dxa"/>
+            <w:tcW w:w="3019" w:type="dxa"/>
             <w:vAlign w:val="top"/>
           </w:tcPr>
           <w:p>
@@ -17318,7 +18301,7 @@
         </w:tc>
         <w:tc>
           <w:tcPr>
-            <w:tcW w:w="5952" w:type="dxa"/>
+            <w:tcW w:w="6008" w:type="dxa"/>
             <w:vAlign w:val="top"/>
           </w:tcPr>
           <w:p>
@@ -17338,7 +18321,7 @@
         </w:trPr>
         <w:tc>
           <w:tcPr>
-            <w:tcW w:w="3075" w:type="dxa"/>
+            <w:tcW w:w="3019" w:type="dxa"/>
             <w:shd w:val="clear" w:color="auto" w:fill="F4F7FB"/>
             <w:vAlign w:val="top"/>
           </w:tcPr>
@@ -17354,7 +18337,7 @@
         </w:tc>
         <w:tc>
           <w:tcPr>
-            <w:tcW w:w="5952" w:type="dxa"/>
+            <w:tcW w:w="6008" w:type="dxa"/>
             <w:shd w:val="clear" w:color="auto" w:fill="F4F7FB"/>
             <w:vAlign w:val="top"/>
           </w:tcPr>
@@ -17375,7 +18358,7 @@
         </w:trPr>
         <w:tc>
           <w:tcPr>
-            <w:tcW w:w="3075" w:type="dxa"/>
+            <w:tcW w:w="3019" w:type="dxa"/>
             <w:vAlign w:val="top"/>
           </w:tcPr>
           <w:p>
@@ -17390,7 +18373,7 @@
         </w:tc>
         <w:tc>
           <w:tcPr>
-            <w:tcW w:w="5952" w:type="dxa"/>
+            <w:tcW w:w="6008" w:type="dxa"/>
             <w:vAlign w:val="top"/>
           </w:tcPr>
           <w:p>
@@ -17427,7 +18410,7 @@
           <w:spacing w:val="0"/>
         </w:rPr>
       </w:pPr>
-      <w:bookmarkStart w:id="36" w:name="_Toc300000032"/>
+      <w:bookmarkStart w:id="39" w:name="_Toc300000035"/>
       <w:r>
         <w:rPr>
           <w:rStyle w:val="BookTitle"/>
@@ -17438,7 +18421,7 @@
         </w:rPr>
         <w:t xml:space="preserve">Sign-Off</w:t>
       </w:r>
-      <w:bookmarkEnd w:id="36"/>
+      <w:bookmarkEnd w:id="39"/>
     </w:p>
     <w:tbl>
       <w:tblPr>
@@ -17464,8 +18447,8 @@
       </w:tblPr>
       <w:tblGrid>
         <w:gridCol w:w="972"/>
-        <w:gridCol w:w="4527"/>
-        <w:gridCol w:w="2556"/>
+        <w:gridCol w:w="4575"/>
+        <w:gridCol w:w="2508"/>
         <w:gridCol w:w="972"/>
       </w:tblGrid>
       <w:tr>
@@ -17509,7 +18492,7 @@
         </w:tc>
         <w:tc>
           <w:tcPr>
-            <w:tcW w:w="4527" w:type="dxa"/>
+            <w:tcW w:w="4575" w:type="dxa"/>
             <w:shd w:val="clear" w:color="auto" w:fill="0F4761"/>
             <w:vAlign w:val="center"/>
           </w:tcPr>
@@ -17541,7 +18524,7 @@
         </w:tc>
         <w:tc>
           <w:tcPr>
-            <w:tcW w:w="2556" w:type="dxa"/>
+            <w:tcW w:w="2508" w:type="dxa"/>
             <w:shd w:val="clear" w:color="auto" w:fill="0F4761"/>
             <w:vAlign w:val="center"/>
           </w:tcPr>
@@ -17638,7 +18621,7 @@
         </w:tc>
         <w:tc>
           <w:tcPr>
-            <w:tcW w:w="4527" w:type="dxa"/>
+            <w:tcW w:w="4575" w:type="dxa"/>
             <w:vAlign w:val="top"/>
           </w:tcPr>
           <w:p>
@@ -17665,7 +18648,7 @@
         </w:tc>
         <w:tc>
           <w:tcPr>
-            <w:tcW w:w="2556" w:type="dxa"/>
+            <w:tcW w:w="2508" w:type="dxa"/>
             <w:vAlign w:val="top"/>
           </w:tcPr>
           <w:p>
@@ -17752,7 +18735,7 @@
         </w:tc>
         <w:tc>
           <w:tcPr>
-            <w:tcW w:w="4527" w:type="dxa"/>
+            <w:tcW w:w="4575" w:type="dxa"/>
             <w:vAlign w:val="top"/>
           </w:tcPr>
           <w:p>
@@ -17773,13 +18756,13 @@
                 <w:sz w:val="16"/>
                 <w:szCs w:val="16"/>
               </w:rPr>
-              <w:t xml:space="preserve">Applicable PDP obligations (Decree 13/2023/ND-CP and the Law on Personal Data Protection 2025)</w:t>
-            </w:r>
-          </w:p>
-        </w:tc>
-        <w:tc>
-          <w:tcPr>
-            <w:tcW w:w="2556" w:type="dxa"/>
+              <w:t xml:space="preserve">Applicable PDP obligations (Decree 13/2023/ND-CP and the Personal Data Protection Law 91/2025/QH15)</w:t>
+            </w:r>
+          </w:p>
+        </w:tc>
+        <w:tc>
+          <w:tcPr>
+            <w:tcW w:w="2508" w:type="dxa"/>
             <w:vAlign w:val="top"/>
           </w:tcPr>
           <w:p>
@@ -17866,7 +18849,7 @@
         </w:tc>
         <w:tc>
           <w:tcPr>
-            <w:tcW w:w="4527" w:type="dxa"/>
+            <w:tcW w:w="4575" w:type="dxa"/>
             <w:vAlign w:val="top"/>
           </w:tcPr>
           <w:p>
@@ -17887,13 +18870,13 @@
                 <w:sz w:val="16"/>
                 <w:szCs w:val="16"/>
               </w:rPr>
-              <w:t xml:space="preserve">Independent penetration test before go-live</w:t>
-            </w:r>
-          </w:p>
-        </w:tc>
-        <w:tc>
-          <w:tcPr>
-            <w:tcW w:w="2556" w:type="dxa"/>
+              <w:t xml:space="preserve">Response time for data-subject requests (72 hours in the service levels rule set)</w:t>
+            </w:r>
+          </w:p>
+        </w:tc>
+        <w:tc>
+          <w:tcPr>
+            <w:tcW w:w="2508" w:type="dxa"/>
             <w:vAlign w:val="top"/>
           </w:tcPr>
           <w:p>
@@ -17914,7 +18897,7 @@
                 <w:sz w:val="16"/>
                 <w:szCs w:val="16"/>
               </w:rPr>
-              <w:t xml:space="preserve">TASCO Information Security</w:t>
+              <w:t xml:space="preserve">to be confirmed by TASCO legal</w:t>
             </w:r>
           </w:p>
         </w:tc>
@@ -17980,7 +18963,7 @@
         </w:tc>
         <w:tc>
           <w:tcPr>
-            <w:tcW w:w="4527" w:type="dxa"/>
+            <w:tcW w:w="4575" w:type="dxa"/>
             <w:vAlign w:val="top"/>
           </w:tcPr>
           <w:p>
@@ -18001,13 +18984,241 @@
                 <w:sz w:val="16"/>
                 <w:szCs w:val="16"/>
               </w:rPr>
+              <w:t xml:space="preserve">Identity verification evidence accepted for data-subject requests by each channel</w:t>
+            </w:r>
+          </w:p>
+        </w:tc>
+        <w:tc>
+          <w:tcPr>
+            <w:tcW w:w="2508" w:type="dxa"/>
+            <w:vAlign w:val="top"/>
+          </w:tcPr>
+          <w:p>
+            <w:pPr>
+              <w:spacing w:before="60"/>
+              <w:jc w:val="center"/>
+              <w:rPr>
+                <w:rFonts w:ascii="Segoe UI" w:eastAsia="Arial" w:hAnsi="Segoe UI" w:cs="Segoe UI"/>
+                <w:color w:val="101820"/>
+                <w:sz w:val="16"/>
+                <w:szCs w:val="16"/>
+              </w:rPr>
+            </w:pPr>
+            <w:r>
+              <w:rPr>
+                <w:rFonts w:ascii="Segoe UI" w:eastAsia="Arial" w:hAnsi="Segoe UI" w:cs="Segoe UI"/>
+                <w:color w:val="101820"/>
+                <w:sz w:val="16"/>
+                <w:szCs w:val="16"/>
+              </w:rPr>
+              <w:t xml:space="preserve">TASCO Compliance and DPO</w:t>
+            </w:r>
+          </w:p>
+        </w:tc>
+        <w:tc>
+          <w:tcPr>
+            <w:tcW w:w="972" w:type="dxa"/>
+            <w:vAlign w:val="top"/>
+          </w:tcPr>
+          <w:p>
+            <w:pPr>
+              <w:spacing w:before="60"/>
+              <w:jc w:val="center"/>
+              <w:rPr>
+                <w:rFonts w:ascii="Segoe UI" w:eastAsia="Arial" w:hAnsi="Segoe UI" w:cs="Segoe UI"/>
+                <w:color w:val="101820"/>
+                <w:sz w:val="16"/>
+                <w:szCs w:val="16"/>
+              </w:rPr>
+            </w:pPr>
+            <w:r>
+              <w:rPr>
+                <w:rFonts w:ascii="Segoe UI" w:eastAsia="Arial" w:hAnsi="Segoe UI" w:cs="Segoe UI"/>
+                <w:color w:val="101820"/>
+                <w:sz w:val="16"/>
+                <w:szCs w:val="16"/>
+              </w:rPr>
+              <w:t xml:space="preserve">Open</w:t>
+            </w:r>
+          </w:p>
+        </w:tc>
+      </w:tr>
+      <w:tr>
+        <w:trPr>
+          <w:cantSplit/>
+          <w:trHeight w:val="449"/>
+        </w:trPr>
+        <w:tc>
+          <w:tcPr>
+            <w:tcW w:w="972" w:type="dxa"/>
+            <w:vAlign w:val="top"/>
+          </w:tcPr>
+          <w:p>
+            <w:pPr>
+              <w:spacing w:before="60"/>
+              <w:jc w:val="center"/>
+              <w:rPr>
+                <w:rFonts w:ascii="Segoe UI" w:eastAsia="Arial" w:hAnsi="Segoe UI" w:cs="Segoe UI"/>
+                <w:color w:val="101820"/>
+                <w:sz w:val="16"/>
+                <w:szCs w:val="16"/>
+              </w:rPr>
+            </w:pPr>
+            <w:r>
+              <w:rPr>
+                <w:rFonts w:ascii="Segoe UI" w:eastAsia="Arial" w:hAnsi="Segoe UI" w:cs="Segoe UI"/>
+                <w:color w:val="101820"/>
+                <w:sz w:val="16"/>
+                <w:szCs w:val="16"/>
+              </w:rPr>
+              <w:t xml:space="preserve">5</w:t>
+            </w:r>
+          </w:p>
+        </w:tc>
+        <w:tc>
+          <w:tcPr>
+            <w:tcW w:w="4575" w:type="dxa"/>
+            <w:vAlign w:val="top"/>
+          </w:tcPr>
+          <w:p>
+            <w:pPr>
+              <w:spacing w:before="60"/>
+              <w:jc w:val="left"/>
+              <w:rPr>
+                <w:rFonts w:ascii="Segoe UI" w:eastAsia="Arial" w:hAnsi="Segoe UI" w:cs="Segoe UI"/>
+                <w:color w:val="101820"/>
+                <w:sz w:val="16"/>
+                <w:szCs w:val="16"/>
+              </w:rPr>
+            </w:pPr>
+            <w:r>
+              <w:rPr>
+                <w:rFonts w:ascii="Segoe UI" w:eastAsia="Arial" w:hAnsi="Segoe UI" w:cs="Segoe UI"/>
+                <w:color w:val="101820"/>
+                <w:sz w:val="16"/>
+                <w:szCs w:val="16"/>
+              </w:rPr>
+              <w:t xml:space="preserve">Independent penetration test before go-live</w:t>
+            </w:r>
+          </w:p>
+        </w:tc>
+        <w:tc>
+          <w:tcPr>
+            <w:tcW w:w="2508" w:type="dxa"/>
+            <w:vAlign w:val="top"/>
+          </w:tcPr>
+          <w:p>
+            <w:pPr>
+              <w:spacing w:before="60"/>
+              <w:jc w:val="center"/>
+              <w:rPr>
+                <w:rFonts w:ascii="Segoe UI" w:eastAsia="Arial" w:hAnsi="Segoe UI" w:cs="Segoe UI"/>
+                <w:color w:val="101820"/>
+                <w:sz w:val="16"/>
+                <w:szCs w:val="16"/>
+              </w:rPr>
+            </w:pPr>
+            <w:r>
+              <w:rPr>
+                <w:rFonts w:ascii="Segoe UI" w:eastAsia="Arial" w:hAnsi="Segoe UI" w:cs="Segoe UI"/>
+                <w:color w:val="101820"/>
+                <w:sz w:val="16"/>
+                <w:szCs w:val="16"/>
+              </w:rPr>
+              <w:t xml:space="preserve">TASCO Information Security</w:t>
+            </w:r>
+          </w:p>
+        </w:tc>
+        <w:tc>
+          <w:tcPr>
+            <w:tcW w:w="972" w:type="dxa"/>
+            <w:vAlign w:val="top"/>
+          </w:tcPr>
+          <w:p>
+            <w:pPr>
+              <w:spacing w:before="60"/>
+              <w:jc w:val="center"/>
+              <w:rPr>
+                <w:rFonts w:ascii="Segoe UI" w:eastAsia="Arial" w:hAnsi="Segoe UI" w:cs="Segoe UI"/>
+                <w:color w:val="101820"/>
+                <w:sz w:val="16"/>
+                <w:szCs w:val="16"/>
+              </w:rPr>
+            </w:pPr>
+            <w:r>
+              <w:rPr>
+                <w:rFonts w:ascii="Segoe UI" w:eastAsia="Arial" w:hAnsi="Segoe UI" w:cs="Segoe UI"/>
+                <w:color w:val="101820"/>
+                <w:sz w:val="16"/>
+                <w:szCs w:val="16"/>
+              </w:rPr>
+              <w:t xml:space="preserve">Open</w:t>
+            </w:r>
+          </w:p>
+        </w:tc>
+      </w:tr>
+      <w:tr>
+        <w:trPr>
+          <w:cantSplit/>
+          <w:trHeight w:val="449"/>
+        </w:trPr>
+        <w:tc>
+          <w:tcPr>
+            <w:tcW w:w="972" w:type="dxa"/>
+            <w:vAlign w:val="top"/>
+          </w:tcPr>
+          <w:p>
+            <w:pPr>
+              <w:spacing w:before="60"/>
+              <w:jc w:val="center"/>
+              <w:rPr>
+                <w:rFonts w:ascii="Segoe UI" w:eastAsia="Arial" w:hAnsi="Segoe UI" w:cs="Segoe UI"/>
+                <w:color w:val="101820"/>
+                <w:sz w:val="16"/>
+                <w:szCs w:val="16"/>
+              </w:rPr>
+            </w:pPr>
+            <w:r>
+              <w:rPr>
+                <w:rFonts w:ascii="Segoe UI" w:eastAsia="Arial" w:hAnsi="Segoe UI" w:cs="Segoe UI"/>
+                <w:color w:val="101820"/>
+                <w:sz w:val="16"/>
+                <w:szCs w:val="16"/>
+              </w:rPr>
+              <w:t xml:space="preserve">6</w:t>
+            </w:r>
+          </w:p>
+        </w:tc>
+        <w:tc>
+          <w:tcPr>
+            <w:tcW w:w="4575" w:type="dxa"/>
+            <w:vAlign w:val="top"/>
+          </w:tcPr>
+          <w:p>
+            <w:pPr>
+              <w:spacing w:before="60"/>
+              <w:jc w:val="left"/>
+              <w:rPr>
+                <w:rFonts w:ascii="Segoe UI" w:eastAsia="Arial" w:hAnsi="Segoe UI" w:cs="Segoe UI"/>
+                <w:color w:val="101820"/>
+                <w:sz w:val="16"/>
+                <w:szCs w:val="16"/>
+              </w:rPr>
+            </w:pPr>
+            <w:r>
+              <w:rPr>
+                <w:rFonts w:ascii="Segoe UI" w:eastAsia="Arial" w:hAnsi="Segoe UI" w:cs="Segoe UI"/>
+                <w:color w:val="101820"/>
+                <w:sz w:val="16"/>
+                <w:szCs w:val="16"/>
+              </w:rPr>
               <w:t xml:space="preserve">Database role separation and audit-chain anchoring in production</w:t>
             </w:r>
           </w:p>
         </w:tc>
         <w:tc>
           <w:tcPr>
-            <w:tcW w:w="2556" w:type="dxa"/>
+            <w:tcW w:w="2508" w:type="dxa"/>
             <w:vAlign w:val="top"/>
           </w:tcPr>
           <w:p>
